--- a/Parciales/Parcial 3/Parcial 3.docx
+++ b/Parciales/Parcial 3/Parcial 3.docx
@@ -4,6 +4,7 @@
   <w:body>
     <w:p>
       <w:pPr>
+        <w:spacing w:line="240" w:lineRule="auto"/>
         <w:rPr>
           <w:b/>
           <w:bCs/>
@@ -16,10 +17,2966 @@
           <w:bCs/>
           <w:sz w:val="32"/>
         </w:rPr>
-        <w:t>Algebra relacional</w:t>
-      </w:r>
-    </w:p>
-    <w:p>
+        <w:t>Entidad/Relación</w:t>
+      </w:r>
+    </w:p>
+    <w:p>
+      <w:pPr>
+        <w:spacing w:line="240" w:lineRule="auto"/>
+      </w:pPr>
+      <w:r>
+        <w:drawing>
+          <wp:inline distT="0" distB="0" distL="0" distR="0" wp14:anchorId="429F2E70" wp14:editId="6281F0E3">
+            <wp:extent cx="7018020" cy="4634230"/>
+            <wp:effectExtent l="0" t="0" r="0" b="0"/>
+            <wp:docPr id="1950998026" name="Picture 2"/>
+            <wp:cNvGraphicFramePr>
+              <a:graphicFrameLocks xmlns:a="http://schemas.openxmlformats.org/drawingml/2006/main" noChangeAspect="1"/>
+            </wp:cNvGraphicFramePr>
+            <a:graphic xmlns:a="http://schemas.openxmlformats.org/drawingml/2006/main">
+              <a:graphicData uri="http://schemas.openxmlformats.org/drawingml/2006/picture">
+                <pic:pic xmlns:pic="http://schemas.openxmlformats.org/drawingml/2006/picture">
+                  <pic:nvPicPr>
+                    <pic:cNvPr id="0" name="Picture 2"/>
+                    <pic:cNvPicPr>
+                      <a:picLocks noChangeAspect="1" noChangeArrowheads="1"/>
+                    </pic:cNvPicPr>
+                  </pic:nvPicPr>
+                  <pic:blipFill>
+                    <a:blip r:embed="rId5">
+                      <a:extLst>
+                        <a:ext uri="{28A0092B-C50C-407E-A947-70E740481C1C}">
+                          <a14:useLocalDpi xmlns:a14="http://schemas.microsoft.com/office/drawing/2010/main" val="0"/>
+                        </a:ext>
+                      </a:extLst>
+                    </a:blip>
+                    <a:srcRect/>
+                    <a:stretch>
+                      <a:fillRect/>
+                    </a:stretch>
+                  </pic:blipFill>
+                  <pic:spPr bwMode="auto">
+                    <a:xfrm>
+                      <a:off x="0" y="0"/>
+                      <a:ext cx="7018020" cy="4634230"/>
+                    </a:xfrm>
+                    <a:prstGeom prst="rect">
+                      <a:avLst/>
+                    </a:prstGeom>
+                    <a:noFill/>
+                    <a:ln>
+                      <a:noFill/>
+                    </a:ln>
+                  </pic:spPr>
+                </pic:pic>
+              </a:graphicData>
+            </a:graphic>
+          </wp:inline>
+        </w:drawing>
+      </w:r>
+    </w:p>
+    <w:p>
+      <w:pPr>
+        <w:spacing w:line="240" w:lineRule="auto"/>
+      </w:pPr>
+      <w:r>
+        <w:t>Proyecto (</w:t>
+      </w:r>
+      <w:r>
+        <w:rPr>
+          <w:u w:val="single"/>
+          <w:lang w:val="en-CA"/>
+        </w:rPr>
+        <w:t>#proyecto</w:t>
+      </w:r>
+      <w:r>
+        <w:rPr>
+          <w:lang w:val="en-CA"/>
+        </w:rPr>
+        <w:t>,nombre,descripcion,fecha_creacion</w:t>
+      </w:r>
+      <w:r>
+        <w:t>)</w:t>
+      </w:r>
+    </w:p>
+    <w:p>
+      <w:pPr>
+        <w:spacing w:line="240" w:lineRule="auto"/>
+      </w:pPr>
+      <w:r>
+        <w:t>tiene (</w:t>
+      </w:r>
+      <w:r>
+        <w:rPr>
+          <w:u w:val="single"/>
+        </w:rPr>
+        <w:t>#proyecto</w:t>
+      </w:r>
+      <w:r>
+        <w:t>,</w:t>
+      </w:r>
+      <w:r>
+        <w:t>CUIL/CUIT</w:t>
+      </w:r>
+      <w:r>
+        <w:t>)</w:t>
+      </w:r>
+    </w:p>
+    <w:p>
+      <w:pPr>
+        <w:spacing w:line="240" w:lineRule="auto"/>
+      </w:pPr>
+      <w:r>
+        <w:t>Responsable (</w:t>
+      </w:r>
+      <w:r>
+        <w:rPr>
+          <w:u w:val="single"/>
+        </w:rPr>
+        <w:t>CUIL/CUIT</w:t>
+      </w:r>
+      <w:r>
+        <w:t>,domicilio,telefono)</w:t>
+      </w:r>
+    </w:p>
+    <w:p>
+      <w:pPr>
+        <w:spacing w:line="240" w:lineRule="auto"/>
+      </w:pPr>
+      <w:r>
+        <w:t>Fisica (</w:t>
+      </w:r>
+      <w:r>
+        <w:rPr>
+          <w:u w:val="single"/>
+        </w:rPr>
+        <w:t>CUIL/CUIT</w:t>
+      </w:r>
+      <w:r>
+        <w:t>,nombre)</w:t>
+      </w:r>
+    </w:p>
+    <w:p>
+      <w:pPr>
+        <w:spacing w:line="240" w:lineRule="auto"/>
+      </w:pPr>
+      <w:r>
+        <w:t>Juridica (</w:t>
+      </w:r>
+      <w:r>
+        <w:rPr>
+          <w:u w:val="single"/>
+        </w:rPr>
+        <w:t>CUIL/CUIT</w:t>
+      </w:r>
+      <w:r>
+        <w:t>,denominacion)</w:t>
+      </w:r>
+    </w:p>
+    <w:p>
+      <w:pPr>
+        <w:spacing w:line="240" w:lineRule="auto"/>
+      </w:pPr>
+      <w:r>
+        <w:t>compuesto (</w:t>
+      </w:r>
+      <w:r>
+        <w:rPr>
+          <w:u w:val="single"/>
+        </w:rPr>
+        <w:t>#proyecto,#actividad</w:t>
+      </w:r>
+      <w:r>
+        <w:t>)</w:t>
+      </w:r>
+    </w:p>
+    <w:p>
+      <w:pPr>
+        <w:spacing w:line="240" w:lineRule="auto"/>
+      </w:pPr>
+      <w:r>
+        <w:t>Actividad (</w:t>
+      </w:r>
+      <w:r>
+        <w:rPr>
+          <w:u w:val="single"/>
+        </w:rPr>
+        <w:t>#actividad</w:t>
+      </w:r>
+      <w:r>
+        <w:t>,nombre)</w:t>
+      </w:r>
+    </w:p>
+    <w:p>
+      <w:pPr>
+        <w:spacing w:line="240" w:lineRule="auto"/>
+      </w:pPr>
+      <w:r>
+        <w:t>tiene2 (</w:t>
+      </w:r>
+      <w:r>
+        <w:rPr>
+          <w:u w:val="single"/>
+        </w:rPr>
+        <w:t>#actividad,#parametro</w:t>
+      </w:r>
+      <w:r>
+        <w:t>)</w:t>
+      </w:r>
+    </w:p>
+    <w:p>
+      <w:pPr>
+        <w:spacing w:line="240" w:lineRule="auto"/>
+      </w:pPr>
+      <w:r>
+        <w:t>Parametro (</w:t>
+      </w:r>
+      <w:r>
+        <w:rPr>
+          <w:u w:val="single"/>
+        </w:rPr>
+        <w:t>#parametro</w:t>
+      </w:r>
+      <w:r>
+        <w:t>,nombre,descripcion)</w:t>
+      </w:r>
+    </w:p>
+    <w:p>
+      <w:pPr>
+        <w:spacing w:line="240" w:lineRule="auto"/>
+      </w:pPr>
+      <w:r>
+        <w:t>se_emite (</w:t>
+      </w:r>
+      <w:r>
+        <w:rPr>
+          <w:u w:val="single"/>
+        </w:rPr>
+        <w:t>#voto</w:t>
+      </w:r>
+      <w:r>
+        <w:t>,#actividad,#parametro)</w:t>
+      </w:r>
+    </w:p>
+    <w:p>
+      <w:pPr>
+        <w:spacing w:line="240" w:lineRule="auto"/>
+      </w:pPr>
+      <w:r>
+        <w:t>Voto (</w:t>
+      </w:r>
+      <w:r>
+        <w:rPr>
+          <w:u w:val="single"/>
+        </w:rPr>
+        <w:t>#voto</w:t>
+      </w:r>
+      <w:r>
+        <w:t>,valor)</w:t>
+      </w:r>
+    </w:p>
+    <w:p>
+      <w:pPr>
+        <w:spacing w:line="240" w:lineRule="auto"/>
+      </w:pPr>
+      <w:r>
+        <w:t>Remoto (</w:t>
+      </w:r>
+      <w:r>
+        <w:rPr>
+          <w:u w:val="single"/>
+        </w:rPr>
+        <w:t>#voto</w:t>
+      </w:r>
+      <w:r>
+        <w:t>,ip,ubicacion)</w:t>
+      </w:r>
+    </w:p>
+    <w:p>
+      <w:pPr>
+        <w:spacing w:line="240" w:lineRule="auto"/>
+      </w:pPr>
+      <w:r>
+        <w:t>Presencial (</w:t>
+      </w:r>
+      <w:r>
+        <w:rPr>
+          <w:u w:val="single"/>
+        </w:rPr>
+        <w:t>#voto</w:t>
+      </w:r>
+      <w:r>
+        <w:t>,dni,direccion)</w:t>
+      </w:r>
+    </w:p>
+    <w:p>
+      <w:pPr>
+        <w:spacing w:line="240" w:lineRule="auto"/>
+      </w:pPr>
+      <w:r>
+        <w:t>registra (</w:t>
+      </w:r>
+      <w:r>
+        <w:rPr>
+          <w:u w:val="single"/>
+        </w:rPr>
+        <w:t>#voto</w:t>
+      </w:r>
+      <w:r>
+        <w:t>,#ciudadano)</w:t>
+      </w:r>
+    </w:p>
+    <w:p>
+      <w:pPr>
+        <w:spacing w:line="240" w:lineRule="auto"/>
+      </w:pPr>
+      <w:r>
+        <w:t>Ciudadano (</w:t>
+      </w:r>
+      <w:r>
+        <w:rPr>
+          <w:u w:val="single"/>
+        </w:rPr>
+        <w:t>#ciudadano</w:t>
+      </w:r>
+      <w:r>
+        <w:t>,nombre)</w:t>
+      </w:r>
+    </w:p>
+    <w:p>
+      <w:pPr>
+        <w:spacing w:line="240" w:lineRule="auto"/>
+      </w:pPr>
+      <w:r>
+        <w:t>cuenta (</w:t>
+      </w:r>
+      <w:r>
+        <w:rPr>
+          <w:u w:val="single"/>
+        </w:rPr>
+        <w:t>#resultado</w:t>
+      </w:r>
+      <w:r>
+        <w:t>,#actividad,#parametro)</w:t>
+      </w:r>
+    </w:p>
+    <w:p>
+      <w:pPr>
+        <w:spacing w:line="240" w:lineRule="auto"/>
+      </w:pPr>
+      <w:r>
+        <w:lastRenderedPageBreak/>
+        <w:t>Resultado (</w:t>
+      </w:r>
+      <w:r>
+        <w:rPr>
+          <w:u w:val="single"/>
+        </w:rPr>
+        <w:t>#resultado</w:t>
+      </w:r>
+      <w:r>
+        <w:t>,votos_positivos,votos_negativos)</w:t>
+      </w:r>
+    </w:p>
+    <w:p>
+      <w:pPr>
+        <w:spacing w:line="240" w:lineRule="auto"/>
+        <w:rPr>
+          <w:b/>
+          <w:bCs/>
+          <w:sz w:val="32"/>
+        </w:rPr>
+      </w:pPr>
+    </w:p>
+    <w:p>
+      <w:pPr>
+        <w:spacing w:line="240" w:lineRule="auto"/>
+        <w:rPr>
+          <w:b/>
+          <w:bCs/>
+          <w:sz w:val="32"/>
+          <w:lang w:val="en-CA"/>
+        </w:rPr>
+      </w:pPr>
+      <w:r>
+        <w:rPr>
+          <w:b/>
+          <w:bCs/>
+          <w:sz w:val="32"/>
+        </w:rPr>
+        <w:t>Normalizaci</w:t>
+      </w:r>
+      <w:r>
+        <w:rPr>
+          <w:b/>
+          <w:bCs/>
+          <w:sz w:val="32"/>
+          <w:lang w:val="es-ES"/>
+        </w:rPr>
+        <w:t>ón</w:t>
+      </w:r>
+    </w:p>
+    <w:p>
+      <w:pPr>
+        <w:spacing w:line="240" w:lineRule="auto"/>
+        <w:rPr>
+          <w:lang w:val="en-CA"/>
+        </w:rPr>
+      </w:pPr>
+      <w:r>
+        <w:rPr>
+          <w:b/>
+          <w:bCs/>
+          <w:lang w:val="en-CA"/>
+        </w:rPr>
+        <w:t>DF1:</w:t>
+      </w:r>
+      <w:r>
+        <w:rPr>
+          <w:lang w:val="en-CA"/>
+        </w:rPr>
+        <w:t xml:space="preserve"> #sucursal -&gt; ciudad, telefono</w:t>
+      </w:r>
+    </w:p>
+    <w:p>
+      <w:pPr>
+        <w:spacing w:line="240" w:lineRule="auto"/>
+        <w:rPr>
+          <w:lang w:val="en-CA"/>
+        </w:rPr>
+      </w:pPr>
+      <w:r>
+        <w:rPr>
+          <w:b/>
+          <w:bCs/>
+          <w:lang w:val="en-CA"/>
+        </w:rPr>
+        <w:t>DF2:</w:t>
+      </w:r>
+      <w:r>
+        <w:rPr>
+          <w:lang w:val="en-CA"/>
+        </w:rPr>
+        <w:t xml:space="preserve"> #empleado -&gt; dni, nombre, fecha_ingreso</w:t>
+      </w:r>
+      <w:r>
+        <w:rPr>
+          <w:lang w:val="en-CA"/>
+        </w:rPr>
+        <w:t>, #sucursal</w:t>
+      </w:r>
+    </w:p>
+    <w:p>
+      <w:pPr>
+        <w:spacing w:line="240" w:lineRule="auto"/>
+        <w:rPr>
+          <w:lang w:val="en-CA"/>
+        </w:rPr>
+      </w:pPr>
+      <w:r>
+        <w:rPr>
+          <w:b/>
+          <w:bCs/>
+          <w:lang w:val="en-CA"/>
+        </w:rPr>
+        <w:t>DF3</w:t>
+      </w:r>
+      <w:r>
+        <w:rPr>
+          <w:lang w:val="en-CA"/>
+        </w:rPr>
+        <w:t>: dni -&gt; #empleado, nombre, fecha_ingreso</w:t>
+      </w:r>
+      <w:r>
+        <w:rPr>
+          <w:lang w:val="en-CA"/>
+        </w:rPr>
+        <w:t>, #sucursal</w:t>
+      </w:r>
+    </w:p>
+    <w:p>
+      <w:pPr>
+        <w:spacing w:line="240" w:lineRule="auto"/>
+        <w:rPr>
+          <w:lang w:val="en-CA"/>
+        </w:rPr>
+      </w:pPr>
+      <w:r>
+        <w:rPr>
+          <w:b/>
+          <w:bCs/>
+          <w:lang w:val="en-CA"/>
+        </w:rPr>
+        <w:t>DF4:</w:t>
+      </w:r>
+      <w:r>
+        <w:rPr>
+          <w:lang w:val="en-CA"/>
+        </w:rPr>
+        <w:t xml:space="preserve"> #pago,#departamento -&gt; monto_pago, fecha_pago</w:t>
+      </w:r>
+    </w:p>
+    <w:p>
+      <w:pPr>
+        <w:spacing w:line="240" w:lineRule="auto"/>
+        <w:rPr>
+          <w:lang w:val="en-CA"/>
+        </w:rPr>
+      </w:pPr>
+      <w:r>
+        <w:rPr>
+          <w:b/>
+          <w:bCs/>
+          <w:lang w:val="en-CA"/>
+        </w:rPr>
+        <w:t>DF5:</w:t>
+      </w:r>
+      <w:r>
+        <w:rPr>
+          <w:lang w:val="en-CA"/>
+        </w:rPr>
+        <w:t xml:space="preserve"> #honorario -&gt; descripcion_h, monto_h</w:t>
+      </w:r>
+    </w:p>
+    <w:p>
+      <w:pPr>
+        <w:spacing w:line="240" w:lineRule="auto"/>
+        <w:rPr>
+          <w:lang w:val="en-CA"/>
+        </w:rPr>
+      </w:pPr>
+      <w:r>
+        <w:rPr>
+          <w:b/>
+          <w:bCs/>
+          <w:lang w:val="en-CA"/>
+        </w:rPr>
+        <w:t>CC1:</w:t>
+      </w:r>
+      <w:r>
+        <w:rPr>
+          <w:lang w:val="en-CA"/>
+        </w:rPr>
+        <w:t xml:space="preserve"> (</w:t>
+      </w:r>
+      <w:r>
+        <w:rPr>
+          <w:u w:val="single"/>
+          <w:lang w:val="en-CA"/>
+        </w:rPr>
+        <w:t>#empleado,#pago,#departamento,#honorario</w:t>
+      </w:r>
+      <w:r>
+        <w:rPr>
+          <w:lang w:val="en-CA"/>
+        </w:rPr>
+        <w:t>)</w:t>
+      </w:r>
+    </w:p>
+    <w:p>
+      <w:pPr>
+        <w:spacing w:line="240" w:lineRule="auto"/>
+      </w:pPr>
+      <w:r>
+        <w:rPr>
+          <w:b/>
+          <w:bCs/>
+        </w:rPr>
+        <w:t xml:space="preserve">CC2: </w:t>
+      </w:r>
+      <w:r>
+        <w:t>(</w:t>
+      </w:r>
+      <w:r>
+        <w:rPr>
+          <w:u w:val="single"/>
+        </w:rPr>
+        <w:t>dni</w:t>
+      </w:r>
+      <w:r>
+        <w:rPr>
+          <w:u w:val="single"/>
+          <w:lang w:val="en-CA"/>
+        </w:rPr>
+        <w:t>,#pago,#departamento,#honorario</w:t>
+      </w:r>
+      <w:r>
+        <w:t>)</w:t>
+      </w:r>
+    </w:p>
+    <w:p>
+      <w:pPr>
+        <w:spacing w:line="240" w:lineRule="auto"/>
+      </w:pPr>
+      <w:r>
+        <w:t xml:space="preserve">PAGOS no se encuentra en BCNF dado que, al menos, el determinante de la </w:t>
+      </w:r>
+      <w:r>
+        <w:rPr>
+          <w:b/>
+          <w:bCs/>
+        </w:rPr>
+        <w:t>DF1</w:t>
+      </w:r>
+      <w:r>
+        <w:t xml:space="preserve"> no es superclave del esquema PAGOS, entonces particionamos:</w:t>
+      </w:r>
+    </w:p>
+    <w:p>
+      <w:pPr>
+        <w:spacing w:line="240" w:lineRule="auto"/>
+      </w:pPr>
+      <w:r>
+        <w:rPr>
+          <w:b/>
+          <w:bCs/>
+        </w:rPr>
+        <w:t xml:space="preserve">P1= </w:t>
+      </w:r>
+      <w:r>
+        <w:t>(</w:t>
+      </w:r>
+      <w:r>
+        <w:rPr>
+          <w:u w:val="single"/>
+        </w:rPr>
+        <w:t>#sucursal</w:t>
+      </w:r>
+      <w:r>
+        <w:t xml:space="preserve">,ciudad,telefono) -&gt; Vale la </w:t>
+      </w:r>
+      <w:r>
+        <w:rPr>
+          <w:b/>
+          <w:bCs/>
+        </w:rPr>
+        <w:t>DF1</w:t>
+      </w:r>
+      <w:r>
+        <w:t>.</w:t>
+      </w:r>
+    </w:p>
+    <w:p>
+      <w:pPr>
+        <w:spacing w:line="240" w:lineRule="auto"/>
+      </w:pPr>
+      <w:r>
+        <w:rPr>
+          <w:b/>
+          <w:bCs/>
+        </w:rPr>
+        <w:t xml:space="preserve">P2= </w:t>
+      </w:r>
+      <w:r>
+        <w:t>(</w:t>
+      </w:r>
+      <w:r>
+        <w:rPr>
+          <w:u w:val="single"/>
+        </w:rPr>
+        <w:t>#empleado</w:t>
+      </w:r>
+      <w:r>
+        <w:t>,dni,nombre,fecha_ingreso,#sucursal,</w:t>
+      </w:r>
+      <w:r>
+        <w:rPr>
+          <w:u w:val="single"/>
+        </w:rPr>
+        <w:t>#departamento</w:t>
+      </w:r>
+      <w:r>
+        <w:t>,</w:t>
+      </w:r>
+      <w:r>
+        <w:rPr>
+          <w:u w:val="single"/>
+        </w:rPr>
+        <w:t>#pago</w:t>
+      </w:r>
+      <w:r>
+        <w:t>,monto_pago,fecha_pago,</w:t>
+      </w:r>
+      <w:r>
+        <w:rPr>
+          <w:u w:val="single"/>
+        </w:rPr>
+        <w:t>#honorario</w:t>
+      </w:r>
+      <w:r>
+        <w:t xml:space="preserve">,descripcion_h,monto_h) -&gt; Valen las </w:t>
+      </w:r>
+      <w:r>
+        <w:rPr>
+          <w:b/>
+          <w:bCs/>
+        </w:rPr>
+        <w:t>DF</w:t>
+      </w:r>
+      <w:r>
+        <w:t xml:space="preserve"> 2,3,4 y 5.</w:t>
+      </w:r>
+    </w:p>
+    <w:p>
+      <w:pPr>
+        <w:spacing w:line="240" w:lineRule="auto"/>
+      </w:pPr>
+      <w:r>
+        <w:rPr>
+          <w:b/>
+          <w:bCs/>
+        </w:rPr>
+        <w:t>P1</w:t>
+      </w:r>
+      <w:r>
+        <w:t xml:space="preserve"> se encuentra en BCNF ya que #sucursal es superclave del esquema </w:t>
+      </w:r>
+      <w:r>
+        <w:rPr>
+          <w:b/>
+          <w:bCs/>
+        </w:rPr>
+        <w:t>P1</w:t>
+      </w:r>
+      <w:r>
+        <w:t xml:space="preserve"> y solo vale la </w:t>
+      </w:r>
+      <w:r>
+        <w:rPr>
+          <w:b/>
+          <w:bCs/>
+        </w:rPr>
+        <w:t>DF1</w:t>
+      </w:r>
+      <w:r>
+        <w:t xml:space="preserve"> en el esquema.</w:t>
+      </w:r>
+    </w:p>
+    <w:p>
+      <w:pPr>
+        <w:spacing w:line="240" w:lineRule="auto"/>
+        <w:rPr>
+          <w:b/>
+          <w:bCs/>
+        </w:rPr>
+      </w:pPr>
+      <w:r>
+        <w:rPr>
+          <w:b/>
+          <w:bCs/>
+        </w:rPr>
+        <w:t>P2</w:t>
+      </w:r>
+      <w:r>
+        <w:t xml:space="preserve"> no se encuentra en BCNF ya que, al menos, el determinante de la </w:t>
+      </w:r>
+      <w:r>
+        <w:rPr>
+          <w:b/>
+          <w:bCs/>
+        </w:rPr>
+        <w:t>DF2</w:t>
+      </w:r>
+      <w:r>
+        <w:t xml:space="preserve"> no es superclave del esquema </w:t>
+      </w:r>
+      <w:r>
+        <w:rPr>
+          <w:b/>
+          <w:bCs/>
+        </w:rPr>
+        <w:t>P2.</w:t>
+      </w:r>
+    </w:p>
+    <w:p>
+      <w:pPr>
+        <w:spacing w:line="240" w:lineRule="auto"/>
+        <w:rPr>
+          <w:b/>
+          <w:bCs/>
+          <w:lang w:val="en-CA"/>
+        </w:rPr>
+      </w:pPr>
+      <w:r>
+        <w:t>No se pierde informaci</w:t>
+      </w:r>
+      <w:r>
+        <w:rPr>
+          <w:lang w:val="es-ES"/>
+        </w:rPr>
+        <w:t xml:space="preserve">ón ya que </w:t>
+      </w:r>
+      <w:r>
+        <w:rPr>
+          <w:b/>
+          <w:bCs/>
+          <w:lang w:val="es-ES"/>
+        </w:rPr>
+        <w:t xml:space="preserve">P1 </w:t>
+      </w:r>
+      <w:r>
+        <w:rPr>
+          <w:rFonts w:cstheme="minorHAnsi"/>
+          <w:b/>
+          <w:bCs/>
+          <w:lang w:val="es-ES"/>
+        </w:rPr>
+        <w:t>∩</w:t>
+      </w:r>
+      <w:r>
+        <w:rPr>
+          <w:b/>
+          <w:bCs/>
+          <w:lang w:val="es-ES"/>
+        </w:rPr>
+        <w:t xml:space="preserve"> P2</w:t>
+      </w:r>
+      <w:r>
+        <w:rPr>
+          <w:lang w:val="es-ES"/>
+        </w:rPr>
+        <w:t xml:space="preserve"> </w:t>
+      </w:r>
+      <w:r>
+        <w:rPr>
+          <w:lang w:val="en-CA"/>
+        </w:rPr>
+        <w:t xml:space="preserve">{#sucursal}, clave en </w:t>
+      </w:r>
+      <w:r>
+        <w:rPr>
+          <w:b/>
+          <w:bCs/>
+          <w:lang w:val="en-CA"/>
+        </w:rPr>
+        <w:t>P1.</w:t>
+      </w:r>
+    </w:p>
+    <w:p>
+      <w:pPr>
+        <w:spacing w:line="240" w:lineRule="auto"/>
+        <w:rPr>
+          <w:lang w:val="en-CA"/>
+        </w:rPr>
+      </w:pPr>
+      <w:r>
+        <w:rPr>
+          <w:b/>
+          <w:bCs/>
+          <w:lang w:val="en-CA"/>
+        </w:rPr>
+        <w:t>P3=</w:t>
+      </w:r>
+      <w:r>
+        <w:rPr>
+          <w:lang w:val="en-CA"/>
+        </w:rPr>
+        <w:t xml:space="preserve"> (</w:t>
+      </w:r>
+      <w:r>
+        <w:rPr>
+          <w:u w:val="single"/>
+          <w:lang w:val="en-CA"/>
+        </w:rPr>
+        <w:t>#empleado</w:t>
+      </w:r>
+      <w:r>
+        <w:rPr>
+          <w:lang w:val="en-CA"/>
+        </w:rPr>
+        <w:t xml:space="preserve">,dni,nombre,fecha_ingreso,#sucursal) -&gt; Vale la </w:t>
+      </w:r>
+      <w:r>
+        <w:rPr>
+          <w:b/>
+          <w:bCs/>
+          <w:lang w:val="en-CA"/>
+        </w:rPr>
+        <w:t>DF2 y la DF3</w:t>
+      </w:r>
+      <w:r>
+        <w:rPr>
+          <w:lang w:val="en-CA"/>
+        </w:rPr>
+        <w:t>.</w:t>
+      </w:r>
+    </w:p>
+    <w:p>
+      <w:pPr>
+        <w:spacing w:line="240" w:lineRule="auto"/>
+        <w:rPr>
+          <w:lang w:val="en-CA"/>
+        </w:rPr>
+      </w:pPr>
+      <w:r>
+        <w:rPr>
+          <w:b/>
+          <w:bCs/>
+          <w:lang w:val="en-CA"/>
+        </w:rPr>
+        <w:t>P4=</w:t>
+      </w:r>
+      <w:r>
+        <w:rPr>
+          <w:lang w:val="en-CA"/>
+        </w:rPr>
+        <w:t xml:space="preserve"> (</w:t>
+      </w:r>
+      <w:r>
+        <w:rPr>
+          <w:u w:val="single"/>
+        </w:rPr>
+        <w:t>#empleado</w:t>
+      </w:r>
+      <w:r>
+        <w:t>,</w:t>
+      </w:r>
+      <w:r>
+        <w:rPr>
+          <w:u w:val="single"/>
+        </w:rPr>
+        <w:t>#departamento</w:t>
+      </w:r>
+      <w:r>
+        <w:t>,</w:t>
+      </w:r>
+      <w:r>
+        <w:rPr>
+          <w:u w:val="single"/>
+        </w:rPr>
+        <w:t>#pago</w:t>
+      </w:r>
+      <w:r>
+        <w:t>,monto_pago,fecha_pago,</w:t>
+      </w:r>
+      <w:r>
+        <w:rPr>
+          <w:u w:val="single"/>
+        </w:rPr>
+        <w:t>#honorario</w:t>
+      </w:r>
+      <w:r>
+        <w:t>,descripcion_h,monto_h</w:t>
+      </w:r>
+      <w:r>
+        <w:rPr>
+          <w:lang w:val="en-CA"/>
+        </w:rPr>
+        <w:t>)</w:t>
+      </w:r>
+      <w:r>
+        <w:rPr>
+          <w:lang w:val="en-CA"/>
+        </w:rPr>
+        <w:t xml:space="preserve"> -&gt; Valen las </w:t>
+      </w:r>
+      <w:r>
+        <w:rPr>
+          <w:b/>
+          <w:bCs/>
+          <w:lang w:val="en-CA"/>
+        </w:rPr>
+        <w:t xml:space="preserve">DF </w:t>
+      </w:r>
+      <w:r>
+        <w:rPr>
+          <w:lang w:val="en-CA"/>
+        </w:rPr>
+        <w:t>4 y 5.</w:t>
+      </w:r>
+    </w:p>
+    <w:p>
+      <w:pPr>
+        <w:spacing w:line="240" w:lineRule="auto"/>
+        <w:rPr>
+          <w:lang w:val="en-CA"/>
+        </w:rPr>
+      </w:pPr>
+      <w:r>
+        <w:rPr>
+          <w:lang w:val="en-CA"/>
+        </w:rPr>
+        <w:t xml:space="preserve">En </w:t>
+      </w:r>
+      <w:r>
+        <w:rPr>
+          <w:b/>
+          <w:bCs/>
+          <w:lang w:val="en-CA"/>
+        </w:rPr>
+        <w:t>P3</w:t>
+      </w:r>
+      <w:r>
+        <w:rPr>
+          <w:lang w:val="en-CA"/>
+        </w:rPr>
+        <w:t xml:space="preserve"> valen las </w:t>
+      </w:r>
+      <w:r>
+        <w:rPr>
+          <w:b/>
+          <w:bCs/>
+          <w:lang w:val="en-CA"/>
+        </w:rPr>
+        <w:t xml:space="preserve">DF2 </w:t>
+      </w:r>
+      <w:r>
+        <w:rPr>
+          <w:lang w:val="en-CA"/>
+        </w:rPr>
+        <w:t xml:space="preserve">y </w:t>
+      </w:r>
+      <w:r>
+        <w:rPr>
+          <w:b/>
+          <w:bCs/>
+          <w:lang w:val="en-CA"/>
+        </w:rPr>
+        <w:t>3</w:t>
+      </w:r>
+      <w:r>
+        <w:rPr>
+          <w:lang w:val="en-CA"/>
+        </w:rPr>
+        <w:t xml:space="preserve"> ya que son equivalentes. Se encuentra en BCNF ya que tanto #empleado como dni son superclave del esquema.</w:t>
+      </w:r>
+    </w:p>
+    <w:p>
+      <w:pPr>
+        <w:spacing w:line="240" w:lineRule="auto"/>
+        <w:rPr>
+          <w:lang w:val="en-CA"/>
+        </w:rPr>
+      </w:pPr>
+      <w:r>
+        <w:rPr>
+          <w:b/>
+          <w:bCs/>
+          <w:lang w:val="en-CA"/>
+        </w:rPr>
+        <w:t>P4</w:t>
+      </w:r>
+      <w:r>
+        <w:rPr>
+          <w:lang w:val="en-CA"/>
+        </w:rPr>
+        <w:t xml:space="preserve"> no se encuentra en BCNF ya que, al menos, los determinantes de la </w:t>
+      </w:r>
+      <w:r>
+        <w:rPr>
+          <w:b/>
+          <w:bCs/>
+          <w:lang w:val="en-CA"/>
+        </w:rPr>
+        <w:t>DF4</w:t>
+      </w:r>
+      <w:r>
+        <w:rPr>
+          <w:lang w:val="en-CA"/>
+        </w:rPr>
+        <w:t xml:space="preserve"> no son superclave del esquema </w:t>
+      </w:r>
+      <w:r>
+        <w:rPr>
+          <w:b/>
+          <w:bCs/>
+          <w:lang w:val="en-CA"/>
+        </w:rPr>
+        <w:t>P4</w:t>
+      </w:r>
+      <w:r>
+        <w:rPr>
+          <w:lang w:val="en-CA"/>
+        </w:rPr>
+        <w:t>.</w:t>
+      </w:r>
+    </w:p>
+    <w:p>
+      <w:pPr>
+        <w:spacing w:line="240" w:lineRule="auto"/>
+        <w:rPr>
+          <w:lang w:val="es-ES"/>
+        </w:rPr>
+      </w:pPr>
+      <w:r>
+        <w:rPr>
+          <w:lang w:val="en-CA"/>
+        </w:rPr>
+        <w:t>No se pierde informaci</w:t>
+      </w:r>
+      <w:r>
+        <w:rPr>
+          <w:lang w:val="es-ES"/>
+        </w:rPr>
+        <w:t xml:space="preserve">ón ya que </w:t>
+      </w:r>
+      <w:r>
+        <w:rPr>
+          <w:b/>
+          <w:bCs/>
+          <w:lang w:val="es-ES"/>
+        </w:rPr>
+        <w:t xml:space="preserve">P3 </w:t>
+      </w:r>
+      <w:r>
+        <w:rPr>
+          <w:rFonts w:cstheme="minorHAnsi"/>
+          <w:b/>
+          <w:bCs/>
+          <w:lang w:val="es-ES"/>
+        </w:rPr>
+        <w:t>∩</w:t>
+      </w:r>
+      <w:r>
+        <w:rPr>
+          <w:b/>
+          <w:bCs/>
+          <w:lang w:val="es-ES"/>
+        </w:rPr>
+        <w:t xml:space="preserve"> P4</w:t>
+      </w:r>
+      <w:r>
+        <w:rPr>
+          <w:b/>
+          <w:bCs/>
+          <w:lang w:val="es-ES"/>
+        </w:rPr>
+        <w:t xml:space="preserve"> </w:t>
+      </w:r>
+      <w:r>
+        <w:rPr>
+          <w:lang w:val="en-CA"/>
+        </w:rPr>
+        <w:t xml:space="preserve">{#empleado}, clave en </w:t>
+      </w:r>
+      <w:r>
+        <w:rPr>
+          <w:b/>
+          <w:bCs/>
+          <w:lang w:val="en-CA"/>
+        </w:rPr>
+        <w:t>P3</w:t>
+      </w:r>
+      <w:r>
+        <w:rPr>
+          <w:lang w:val="es-ES"/>
+        </w:rPr>
+        <w:t>.</w:t>
+      </w:r>
+    </w:p>
+    <w:p>
+      <w:pPr>
+        <w:spacing w:line="240" w:lineRule="auto"/>
+        <w:rPr>
+          <w:lang w:val="es-ES"/>
+        </w:rPr>
+      </w:pPr>
+      <w:r>
+        <w:rPr>
+          <w:b/>
+          <w:bCs/>
+          <w:lang w:val="es-ES"/>
+        </w:rPr>
+        <w:t>P5=</w:t>
+      </w:r>
+      <w:r>
+        <w:rPr>
+          <w:lang w:val="es-ES"/>
+        </w:rPr>
+        <w:t xml:space="preserve"> (</w:t>
+      </w:r>
+      <w:r>
+        <w:rPr>
+          <w:u w:val="single"/>
+          <w:lang w:val="es-ES"/>
+        </w:rPr>
+        <w:t>#pago,#departamento</w:t>
+      </w:r>
+      <w:r>
+        <w:rPr>
+          <w:lang w:val="es-ES"/>
+        </w:rPr>
+        <w:t xml:space="preserve">,monto_pago,fecha_pago) -&gt; Vale la </w:t>
+      </w:r>
+      <w:r>
+        <w:rPr>
+          <w:b/>
+          <w:bCs/>
+          <w:lang w:val="es-ES"/>
+        </w:rPr>
+        <w:t>DF4.</w:t>
+      </w:r>
+    </w:p>
+    <w:p>
+      <w:pPr>
+        <w:spacing w:line="240" w:lineRule="auto"/>
+        <w:rPr>
+          <w:lang w:val="es-ES"/>
+        </w:rPr>
+      </w:pPr>
+      <w:r>
+        <w:rPr>
+          <w:b/>
+          <w:bCs/>
+          <w:lang w:val="es-ES"/>
+        </w:rPr>
+        <w:t xml:space="preserve">P6= </w:t>
+      </w:r>
+      <w:r>
+        <w:rPr>
+          <w:lang w:val="es-ES"/>
+        </w:rPr>
+        <w:t>(</w:t>
+      </w:r>
+      <w:r>
+        <w:rPr>
+          <w:u w:val="single"/>
+        </w:rPr>
+        <w:t>#empleado</w:t>
+      </w:r>
+      <w:r>
+        <w:t>,</w:t>
+      </w:r>
+      <w:r>
+        <w:rPr>
+          <w:u w:val="single"/>
+        </w:rPr>
+        <w:t>#departamento</w:t>
+      </w:r>
+      <w:r>
+        <w:t>,</w:t>
+      </w:r>
+      <w:r>
+        <w:rPr>
+          <w:u w:val="single"/>
+        </w:rPr>
+        <w:t>#pago</w:t>
+      </w:r>
+      <w:r>
+        <w:t>,</w:t>
+      </w:r>
+      <w:r>
+        <w:rPr>
+          <w:u w:val="single"/>
+        </w:rPr>
+        <w:t>#honorario</w:t>
+      </w:r>
+      <w:r>
+        <w:t>,descripcion_h,monto_h</w:t>
+      </w:r>
+      <w:r>
+        <w:rPr>
+          <w:lang w:val="es-ES"/>
+        </w:rPr>
+        <w:t xml:space="preserve">) -&gt; Vale la </w:t>
+      </w:r>
+      <w:r>
+        <w:rPr>
+          <w:b/>
+          <w:bCs/>
+          <w:lang w:val="es-ES"/>
+        </w:rPr>
+        <w:t>DF5.</w:t>
+      </w:r>
+    </w:p>
+    <w:p>
+      <w:pPr>
+        <w:spacing w:line="240" w:lineRule="auto"/>
+        <w:rPr>
+          <w:lang w:val="es-ES"/>
+        </w:rPr>
+      </w:pPr>
+      <w:r>
+        <w:rPr>
+          <w:b/>
+          <w:bCs/>
+          <w:lang w:val="es-ES"/>
+        </w:rPr>
+        <w:t>P5</w:t>
+      </w:r>
+      <w:r>
+        <w:rPr>
+          <w:lang w:val="es-ES"/>
+        </w:rPr>
+        <w:t xml:space="preserve"> se encuentra en BCNF ya que #pago,#departamento son superclave del esquema </w:t>
+      </w:r>
+      <w:r>
+        <w:rPr>
+          <w:b/>
+          <w:bCs/>
+          <w:lang w:val="es-ES"/>
+        </w:rPr>
+        <w:t xml:space="preserve">P5 </w:t>
+      </w:r>
+      <w:r>
+        <w:rPr>
+          <w:lang w:val="es-ES"/>
+        </w:rPr>
+        <w:t xml:space="preserve">y solo vale la </w:t>
+      </w:r>
+      <w:r>
+        <w:rPr>
+          <w:b/>
+          <w:bCs/>
+          <w:lang w:val="es-ES"/>
+        </w:rPr>
+        <w:t>DF4</w:t>
+      </w:r>
+      <w:r>
+        <w:rPr>
+          <w:lang w:val="es-ES"/>
+        </w:rPr>
+        <w:t xml:space="preserve"> en el esquema.</w:t>
+      </w:r>
+    </w:p>
+    <w:p>
+      <w:pPr>
+        <w:spacing w:line="240" w:lineRule="auto"/>
+        <w:rPr>
+          <w:lang w:val="es-ES"/>
+        </w:rPr>
+      </w:pPr>
+      <w:r>
+        <w:rPr>
+          <w:b/>
+          <w:bCs/>
+          <w:lang w:val="es-ES"/>
+        </w:rPr>
+        <w:t xml:space="preserve">P6 </w:t>
+      </w:r>
+      <w:r>
+        <w:rPr>
+          <w:lang w:val="es-ES"/>
+        </w:rPr>
+        <w:t xml:space="preserve">no se ecuentra en BCNF ya que, al menos, el determinante de la </w:t>
+      </w:r>
+      <w:r>
+        <w:rPr>
+          <w:b/>
+          <w:bCs/>
+          <w:lang w:val="es-ES"/>
+        </w:rPr>
+        <w:t>DF5</w:t>
+      </w:r>
+      <w:r>
+        <w:rPr>
+          <w:lang w:val="es-ES"/>
+        </w:rPr>
+        <w:t xml:space="preserve"> no es superclave del esquema </w:t>
+      </w:r>
+      <w:r>
+        <w:rPr>
+          <w:b/>
+          <w:bCs/>
+          <w:lang w:val="es-ES"/>
+        </w:rPr>
+        <w:t>P6.</w:t>
+      </w:r>
+    </w:p>
+    <w:p>
+      <w:pPr>
+        <w:spacing w:line="240" w:lineRule="auto"/>
+        <w:rPr>
+          <w:lang w:val="es-ES"/>
+        </w:rPr>
+      </w:pPr>
+      <w:r>
+        <w:rPr>
+          <w:lang w:val="en-CA"/>
+        </w:rPr>
+        <w:t>No se pierde informaci</w:t>
+      </w:r>
+      <w:r>
+        <w:rPr>
+          <w:lang w:val="es-ES"/>
+        </w:rPr>
+        <w:t xml:space="preserve">ón ya que </w:t>
+      </w:r>
+      <w:r>
+        <w:rPr>
+          <w:b/>
+          <w:bCs/>
+          <w:lang w:val="es-ES"/>
+        </w:rPr>
+        <w:t xml:space="preserve">P3 </w:t>
+      </w:r>
+      <w:r>
+        <w:rPr>
+          <w:rFonts w:cstheme="minorHAnsi"/>
+          <w:b/>
+          <w:bCs/>
+          <w:lang w:val="es-ES"/>
+        </w:rPr>
+        <w:t>∩</w:t>
+      </w:r>
+      <w:r>
+        <w:rPr>
+          <w:b/>
+          <w:bCs/>
+          <w:lang w:val="es-ES"/>
+        </w:rPr>
+        <w:t xml:space="preserve"> P4 </w:t>
+      </w:r>
+      <w:r>
+        <w:rPr>
+          <w:lang w:val="en-CA"/>
+        </w:rPr>
+        <w:t>{#</w:t>
+      </w:r>
+      <w:r>
+        <w:rPr>
+          <w:lang w:val="en-CA"/>
+        </w:rPr>
+        <w:t>pago,#departamento</w:t>
+      </w:r>
+      <w:r>
+        <w:rPr>
+          <w:lang w:val="en-CA"/>
+        </w:rPr>
+        <w:t>}</w:t>
+      </w:r>
+      <w:r>
+        <w:rPr>
+          <w:lang w:val="en-CA"/>
+        </w:rPr>
+        <w:t xml:space="preserve">, clave en </w:t>
+      </w:r>
+      <w:r>
+        <w:rPr>
+          <w:b/>
+          <w:bCs/>
+          <w:lang w:val="en-CA"/>
+        </w:rPr>
+        <w:t>P5</w:t>
+      </w:r>
+      <w:r>
+        <w:rPr>
+          <w:lang w:val="es-ES"/>
+        </w:rPr>
+        <w:t>.</w:t>
+      </w:r>
+    </w:p>
+    <w:p>
+      <w:pPr>
+        <w:spacing w:line="240" w:lineRule="auto"/>
+        <w:rPr>
+          <w:lang w:val="es-ES"/>
+        </w:rPr>
+      </w:pPr>
+      <w:r>
+        <w:rPr>
+          <w:b/>
+          <w:bCs/>
+          <w:lang w:val="es-ES"/>
+        </w:rPr>
+        <w:t xml:space="preserve">P7= </w:t>
+      </w:r>
+      <w:r>
+        <w:rPr>
+          <w:lang w:val="es-ES"/>
+        </w:rPr>
+        <w:t>(</w:t>
+      </w:r>
+      <w:r>
+        <w:rPr>
+          <w:u w:val="single"/>
+          <w:lang w:val="es-ES"/>
+        </w:rPr>
+        <w:t>#honorario</w:t>
+      </w:r>
+      <w:r>
+        <w:rPr>
+          <w:lang w:val="es-ES"/>
+        </w:rPr>
+        <w:t xml:space="preserve">,descripcion_h,monto_h) -&gt; Vale la </w:t>
+      </w:r>
+      <w:r>
+        <w:rPr>
+          <w:b/>
+          <w:bCs/>
+          <w:lang w:val="es-ES"/>
+        </w:rPr>
+        <w:t>DF5.</w:t>
+      </w:r>
+    </w:p>
+    <w:p>
+      <w:pPr>
+        <w:spacing w:line="240" w:lineRule="auto"/>
+        <w:rPr>
+          <w:lang w:val="es-ES"/>
+        </w:rPr>
+      </w:pPr>
+      <w:r>
+        <w:rPr>
+          <w:b/>
+          <w:bCs/>
+          <w:lang w:val="es-ES"/>
+        </w:rPr>
+        <w:t xml:space="preserve">P8= </w:t>
+      </w:r>
+      <w:r>
+        <w:rPr>
+          <w:lang w:val="es-ES"/>
+        </w:rPr>
+        <w:t>(</w:t>
+      </w:r>
+      <w:r>
+        <w:rPr>
+          <w:u w:val="single"/>
+        </w:rPr>
+        <w:t>#empleado</w:t>
+      </w:r>
+      <w:r>
+        <w:t>,</w:t>
+      </w:r>
+      <w:r>
+        <w:rPr>
+          <w:u w:val="single"/>
+        </w:rPr>
+        <w:t>#departamento</w:t>
+      </w:r>
+      <w:r>
+        <w:t>,</w:t>
+      </w:r>
+      <w:r>
+        <w:rPr>
+          <w:u w:val="single"/>
+        </w:rPr>
+        <w:t>#pago</w:t>
+      </w:r>
+      <w:r>
+        <w:t>,</w:t>
+      </w:r>
+      <w:r>
+        <w:rPr>
+          <w:u w:val="single"/>
+        </w:rPr>
+        <w:t>#honorario</w:t>
+      </w:r>
+      <w:r>
+        <w:rPr>
+          <w:lang w:val="es-ES"/>
+        </w:rPr>
+        <w:t xml:space="preserve">) -&gt; </w:t>
+      </w:r>
+      <w:r>
+        <w:rPr>
+          <w:b/>
+          <w:bCs/>
+          <w:lang w:val="es-ES"/>
+        </w:rPr>
+        <w:t>CC1</w:t>
+      </w:r>
+      <w:r>
+        <w:rPr>
+          <w:lang w:val="es-ES"/>
+        </w:rPr>
+        <w:t>, todos los atributos forman parte de la clave del esquema, cualquier dependencia que se halle será trivial. Está en BCNF.</w:t>
+      </w:r>
+    </w:p>
+    <w:p>
+      <w:pPr>
+        <w:spacing w:line="240" w:lineRule="auto"/>
+        <w:rPr>
+          <w:lang w:val="en-CA"/>
+        </w:rPr>
+      </w:pPr>
+      <w:r>
+        <w:rPr>
+          <w:b/>
+          <w:bCs/>
+          <w:lang w:val="es-ES"/>
+        </w:rPr>
+        <w:t>P7</w:t>
+      </w:r>
+      <w:r>
+        <w:rPr>
+          <w:lang w:val="es-ES"/>
+        </w:rPr>
+        <w:t xml:space="preserve"> se encuentra en BCNF ya que </w:t>
+      </w:r>
+      <w:r>
+        <w:rPr>
+          <w:lang w:val="en-CA"/>
+        </w:rPr>
+        <w:t xml:space="preserve">#honorario es superclave del esquema </w:t>
+      </w:r>
+      <w:r>
+        <w:rPr>
+          <w:b/>
+          <w:bCs/>
+          <w:lang w:val="en-CA"/>
+        </w:rPr>
+        <w:t xml:space="preserve">P7 </w:t>
+      </w:r>
+      <w:r>
+        <w:rPr>
+          <w:lang w:val="en-CA"/>
+        </w:rPr>
+        <w:t xml:space="preserve">y solo vale la </w:t>
+      </w:r>
+      <w:r>
+        <w:rPr>
+          <w:b/>
+          <w:bCs/>
+          <w:lang w:val="en-CA"/>
+        </w:rPr>
+        <w:t>DF5</w:t>
+      </w:r>
+      <w:r>
+        <w:rPr>
+          <w:lang w:val="en-CA"/>
+        </w:rPr>
+        <w:t xml:space="preserve"> en el esquema.</w:t>
+      </w:r>
+    </w:p>
+    <w:p>
+      <w:pPr>
+        <w:spacing w:line="240" w:lineRule="auto"/>
+        <w:rPr>
+          <w:lang w:val="es-ES"/>
+        </w:rPr>
+      </w:pPr>
+      <w:r>
+        <w:rPr>
+          <w:lang w:val="en-CA"/>
+        </w:rPr>
+        <w:t>No se pierde informaci</w:t>
+      </w:r>
+      <w:r>
+        <w:rPr>
+          <w:lang w:val="es-ES"/>
+        </w:rPr>
+        <w:t xml:space="preserve">ón ya que </w:t>
+      </w:r>
+      <w:r>
+        <w:rPr>
+          <w:b/>
+          <w:bCs/>
+          <w:lang w:val="es-ES"/>
+        </w:rPr>
+        <w:t>P</w:t>
+      </w:r>
+      <w:r>
+        <w:rPr>
+          <w:b/>
+          <w:bCs/>
+          <w:lang w:val="es-ES"/>
+        </w:rPr>
+        <w:t>7</w:t>
+      </w:r>
+      <w:r>
+        <w:rPr>
+          <w:b/>
+          <w:bCs/>
+          <w:lang w:val="es-ES"/>
+        </w:rPr>
+        <w:t xml:space="preserve"> </w:t>
+      </w:r>
+      <w:r>
+        <w:rPr>
+          <w:rFonts w:cstheme="minorHAnsi"/>
+          <w:b/>
+          <w:bCs/>
+          <w:lang w:val="es-ES"/>
+        </w:rPr>
+        <w:t>∩</w:t>
+      </w:r>
+      <w:r>
+        <w:rPr>
+          <w:b/>
+          <w:bCs/>
+          <w:lang w:val="es-ES"/>
+        </w:rPr>
+        <w:t xml:space="preserve"> P</w:t>
+      </w:r>
+      <w:r>
+        <w:rPr>
+          <w:b/>
+          <w:bCs/>
+          <w:lang w:val="es-ES"/>
+        </w:rPr>
+        <w:t>8</w:t>
+      </w:r>
+      <w:r>
+        <w:rPr>
+          <w:b/>
+          <w:bCs/>
+          <w:lang w:val="es-ES"/>
+        </w:rPr>
+        <w:t xml:space="preserve"> </w:t>
+      </w:r>
+      <w:r>
+        <w:rPr>
+          <w:lang w:val="en-CA"/>
+        </w:rPr>
+        <w:t>{#</w:t>
+      </w:r>
+      <w:r>
+        <w:rPr>
+          <w:lang w:val="en-CA"/>
+        </w:rPr>
+        <w:t>honorario</w:t>
+      </w:r>
+      <w:r>
+        <w:rPr>
+          <w:lang w:val="en-CA"/>
+        </w:rPr>
+        <w:t xml:space="preserve">}, clave en </w:t>
+      </w:r>
+      <w:r>
+        <w:rPr>
+          <w:b/>
+          <w:bCs/>
+          <w:lang w:val="en-CA"/>
+        </w:rPr>
+        <w:t>P</w:t>
+      </w:r>
+      <w:r>
+        <w:rPr>
+          <w:b/>
+          <w:bCs/>
+          <w:lang w:val="en-CA"/>
+        </w:rPr>
+        <w:t>7</w:t>
+      </w:r>
+      <w:r>
+        <w:rPr>
+          <w:lang w:val="es-ES"/>
+        </w:rPr>
+        <w:t>.</w:t>
+      </w:r>
+    </w:p>
+    <w:p>
+      <w:pPr>
+        <w:spacing w:line="240" w:lineRule="auto"/>
+        <w:rPr>
+          <w:sz w:val="28"/>
+          <w:lang w:val="es-ES"/>
+        </w:rPr>
+      </w:pPr>
+      <w:r>
+        <w:rPr>
+          <w:b/>
+          <w:bCs/>
+          <w:sz w:val="28"/>
+          <w:lang w:val="es-ES"/>
+        </w:rPr>
+        <w:t>Particiones en BCNF</w:t>
+      </w:r>
+      <w:r>
+        <w:rPr>
+          <w:sz w:val="28"/>
+          <w:lang w:val="es-ES"/>
+        </w:rPr>
+        <w:t>:</w:t>
+      </w:r>
+    </w:p>
+    <w:p>
+      <w:pPr>
+        <w:pStyle w:val="ListParagraph"/>
+        <w:numPr>
+          <w:ilvl w:val="0"/>
+          <w:numId w:val="1"/>
+        </w:numPr>
+        <w:spacing w:line="240" w:lineRule="auto"/>
+        <w:rPr>
+          <w:lang w:val="es-ES"/>
+        </w:rPr>
+      </w:pPr>
+      <w:r>
+        <w:rPr>
+          <w:b/>
+          <w:bCs/>
+        </w:rPr>
+        <w:lastRenderedPageBreak/>
+        <w:t xml:space="preserve">P1= </w:t>
+      </w:r>
+      <w:r>
+        <w:t>(</w:t>
+      </w:r>
+      <w:r>
+        <w:rPr>
+          <w:u w:val="single"/>
+        </w:rPr>
+        <w:t>#sucursal</w:t>
+      </w:r>
+      <w:r>
+        <w:t>,ciudad,telefono)</w:t>
+      </w:r>
+    </w:p>
+    <w:p>
+      <w:pPr>
+        <w:pStyle w:val="ListParagraph"/>
+        <w:numPr>
+          <w:ilvl w:val="0"/>
+          <w:numId w:val="1"/>
+        </w:numPr>
+        <w:spacing w:line="240" w:lineRule="auto"/>
+        <w:rPr>
+          <w:lang w:val="es-ES"/>
+        </w:rPr>
+      </w:pPr>
+      <w:r>
+        <w:rPr>
+          <w:b/>
+          <w:bCs/>
+          <w:lang w:val="en-CA"/>
+        </w:rPr>
+        <w:t>P3=</w:t>
+      </w:r>
+      <w:r>
+        <w:rPr>
+          <w:lang w:val="en-CA"/>
+        </w:rPr>
+        <w:t xml:space="preserve"> (</w:t>
+      </w:r>
+      <w:r>
+        <w:rPr>
+          <w:u w:val="single"/>
+          <w:lang w:val="en-CA"/>
+        </w:rPr>
+        <w:t>#empleado</w:t>
+      </w:r>
+      <w:r>
+        <w:rPr>
+          <w:lang w:val="en-CA"/>
+        </w:rPr>
+        <w:t>,dni,nombre,fecha_ingreso,#sucursal)</w:t>
+      </w:r>
+    </w:p>
+    <w:p>
+      <w:pPr>
+        <w:pStyle w:val="ListParagraph"/>
+        <w:numPr>
+          <w:ilvl w:val="0"/>
+          <w:numId w:val="1"/>
+        </w:numPr>
+        <w:spacing w:line="240" w:lineRule="auto"/>
+        <w:rPr>
+          <w:lang w:val="es-ES"/>
+        </w:rPr>
+      </w:pPr>
+      <w:r>
+        <w:rPr>
+          <w:b/>
+          <w:bCs/>
+          <w:lang w:val="es-ES"/>
+        </w:rPr>
+        <w:t>P5=</w:t>
+      </w:r>
+      <w:r>
+        <w:rPr>
+          <w:lang w:val="es-ES"/>
+        </w:rPr>
+        <w:t xml:space="preserve"> (</w:t>
+      </w:r>
+      <w:r>
+        <w:rPr>
+          <w:u w:val="single"/>
+          <w:lang w:val="es-ES"/>
+        </w:rPr>
+        <w:t>#pago,#departamento</w:t>
+      </w:r>
+      <w:r>
+        <w:rPr>
+          <w:lang w:val="es-ES"/>
+        </w:rPr>
+        <w:t>,monto_pago,fecha_pago)</w:t>
+      </w:r>
+    </w:p>
+    <w:p>
+      <w:pPr>
+        <w:pStyle w:val="ListParagraph"/>
+        <w:numPr>
+          <w:ilvl w:val="0"/>
+          <w:numId w:val="1"/>
+        </w:numPr>
+        <w:spacing w:line="240" w:lineRule="auto"/>
+        <w:rPr>
+          <w:lang w:val="es-ES"/>
+        </w:rPr>
+      </w:pPr>
+      <w:r>
+        <w:rPr>
+          <w:b/>
+          <w:bCs/>
+          <w:lang w:val="es-ES"/>
+        </w:rPr>
+        <w:t xml:space="preserve">P7= </w:t>
+      </w:r>
+      <w:r>
+        <w:rPr>
+          <w:lang w:val="es-ES"/>
+        </w:rPr>
+        <w:t>(</w:t>
+      </w:r>
+      <w:r>
+        <w:rPr>
+          <w:u w:val="single"/>
+          <w:lang w:val="es-ES"/>
+        </w:rPr>
+        <w:t>#honorario</w:t>
+      </w:r>
+      <w:r>
+        <w:rPr>
+          <w:lang w:val="es-ES"/>
+        </w:rPr>
+        <w:t>,descripcion_h,monto_h)</w:t>
+      </w:r>
+    </w:p>
+    <w:p>
+      <w:pPr>
+        <w:pStyle w:val="ListParagraph"/>
+        <w:numPr>
+          <w:ilvl w:val="0"/>
+          <w:numId w:val="1"/>
+        </w:numPr>
+        <w:spacing w:line="240" w:lineRule="auto"/>
+        <w:rPr>
+          <w:lang w:val="es-ES"/>
+        </w:rPr>
+      </w:pPr>
+      <w:r>
+        <w:rPr>
+          <w:b/>
+          <w:bCs/>
+          <w:lang w:val="es-ES"/>
+        </w:rPr>
+        <w:t xml:space="preserve">P8= </w:t>
+      </w:r>
+      <w:r>
+        <w:rPr>
+          <w:lang w:val="es-ES"/>
+        </w:rPr>
+        <w:t>(</w:t>
+      </w:r>
+      <w:r>
+        <w:rPr>
+          <w:u w:val="single"/>
+        </w:rPr>
+        <w:t>#empleado</w:t>
+      </w:r>
+      <w:r>
+        <w:t>,</w:t>
+      </w:r>
+      <w:r>
+        <w:rPr>
+          <w:u w:val="single"/>
+        </w:rPr>
+        <w:t>#departamento</w:t>
+      </w:r>
+      <w:r>
+        <w:t>,</w:t>
+      </w:r>
+      <w:r>
+        <w:rPr>
+          <w:u w:val="single"/>
+        </w:rPr>
+        <w:t>#pago</w:t>
+      </w:r>
+      <w:r>
+        <w:t>,</w:t>
+      </w:r>
+      <w:r>
+        <w:rPr>
+          <w:u w:val="single"/>
+        </w:rPr>
+        <w:t>#honorario</w:t>
+      </w:r>
+      <w:r>
+        <w:rPr>
+          <w:lang w:val="es-ES"/>
+        </w:rPr>
+        <w:t>)</w:t>
+      </w:r>
+    </w:p>
+    <w:p>
+      <w:pPr>
+        <w:spacing w:line="240" w:lineRule="auto"/>
+        <w:rPr>
+          <w:b/>
+          <w:bCs/>
+          <w:sz w:val="28"/>
+          <w:lang w:val="es-ES"/>
+        </w:rPr>
+      </w:pPr>
+      <w:r>
+        <w:rPr>
+          <w:b/>
+          <w:bCs/>
+          <w:sz w:val="28"/>
+          <w:lang w:val="es-ES"/>
+        </w:rPr>
+        <w:t>Dependencias multivaluadas</w:t>
+      </w:r>
+    </w:p>
+    <w:p>
+      <w:pPr>
+        <w:spacing w:line="240" w:lineRule="auto"/>
+        <w:rPr>
+          <w:lang w:val="en-CA"/>
+        </w:rPr>
+      </w:pPr>
+      <w:r>
+        <w:rPr>
+          <w:b/>
+          <w:bCs/>
+          <w:lang w:val="es-ES"/>
+        </w:rPr>
+        <w:t xml:space="preserve">DM1: </w:t>
+      </w:r>
+      <w:r>
+        <w:rPr>
+          <w:u w:val="single"/>
+          <w:lang w:val="en-CA"/>
+        </w:rPr>
+        <w:t>#departamento</w:t>
+      </w:r>
+      <w:r>
+        <w:rPr>
+          <w:lang w:val="en-CA"/>
+        </w:rPr>
+        <w:t xml:space="preserve"> -&gt;&gt; </w:t>
+      </w:r>
+      <w:r>
+        <w:rPr>
+          <w:u w:val="single"/>
+          <w:lang w:val="en-CA"/>
+        </w:rPr>
+        <w:t>#empleado</w:t>
+      </w:r>
+    </w:p>
+    <w:p>
+      <w:pPr>
+        <w:spacing w:line="240" w:lineRule="auto"/>
+        <w:rPr>
+          <w:u w:val="single"/>
+          <w:lang w:val="en-CA"/>
+        </w:rPr>
+      </w:pPr>
+      <w:r>
+        <w:rPr>
+          <w:b/>
+          <w:bCs/>
+          <w:lang w:val="en-CA"/>
+        </w:rPr>
+        <w:t>DM2:</w:t>
+      </w:r>
+      <w:r>
+        <w:rPr>
+          <w:lang w:val="en-CA"/>
+        </w:rPr>
+        <w:t xml:space="preserve"> </w:t>
+      </w:r>
+      <w:r>
+        <w:rPr>
+          <w:u w:val="single"/>
+          <w:lang w:val="en-CA"/>
+        </w:rPr>
+        <w:t>#departamento</w:t>
+      </w:r>
+      <w:r>
+        <w:rPr>
+          <w:lang w:val="en-CA"/>
+        </w:rPr>
+        <w:t xml:space="preserve"> -&gt;&gt; </w:t>
+      </w:r>
+      <w:r>
+        <w:rPr>
+          <w:u w:val="single"/>
+          <w:lang w:val="en-CA"/>
+        </w:rPr>
+        <w:t>#pago</w:t>
+      </w:r>
+    </w:p>
+    <w:p>
+      <w:pPr>
+        <w:spacing w:line="240" w:lineRule="auto"/>
+        <w:rPr>
+          <w:lang w:val="en-CA"/>
+        </w:rPr>
+      </w:pPr>
+      <w:r>
+        <w:rPr>
+          <w:b/>
+          <w:bCs/>
+          <w:lang w:val="en-CA"/>
+        </w:rPr>
+        <w:t>DM3:</w:t>
+      </w:r>
+      <w:r>
+        <w:rPr>
+          <w:lang w:val="en-CA"/>
+        </w:rPr>
+        <w:t xml:space="preserve"> {} -&gt;&gt; </w:t>
+      </w:r>
+      <w:r>
+        <w:rPr>
+          <w:u w:val="single"/>
+          <w:lang w:val="en-CA"/>
+        </w:rPr>
+        <w:t>#honorario</w:t>
+      </w:r>
+    </w:p>
+    <w:p>
+      <w:pPr>
+        <w:spacing w:line="240" w:lineRule="auto"/>
+        <w:rPr>
+          <w:lang w:val="en-CA"/>
+        </w:rPr>
+      </w:pPr>
+      <w:r>
+        <w:rPr>
+          <w:b/>
+          <w:bCs/>
+          <w:lang w:val="en-CA"/>
+        </w:rPr>
+        <w:t>P8</w:t>
+      </w:r>
+      <w:r>
+        <w:rPr>
+          <w:lang w:val="en-CA"/>
+        </w:rPr>
+        <w:t xml:space="preserve"> no se encuentra en </w:t>
+      </w:r>
+      <w:r>
+        <w:rPr>
+          <w:b/>
+          <w:bCs/>
+          <w:lang w:val="en-CA"/>
+        </w:rPr>
+        <w:t>4FN</w:t>
+      </w:r>
+      <w:r>
+        <w:rPr>
+          <w:lang w:val="en-CA"/>
+        </w:rPr>
+        <w:t xml:space="preserve"> ya que existe al menos la </w:t>
+      </w:r>
+      <w:r>
+        <w:rPr>
+          <w:b/>
+          <w:bCs/>
+          <w:lang w:val="en-CA"/>
+        </w:rPr>
+        <w:t xml:space="preserve">DM1 </w:t>
+      </w:r>
+      <w:r>
+        <w:rPr>
+          <w:lang w:val="en-CA"/>
+        </w:rPr>
+        <w:t>la cual no es trivial en el esquema.</w:t>
+      </w:r>
+    </w:p>
+    <w:p>
+      <w:pPr>
+        <w:spacing w:line="240" w:lineRule="auto"/>
+        <w:rPr>
+          <w:b/>
+          <w:bCs/>
+          <w:lang w:val="en-CA"/>
+        </w:rPr>
+      </w:pPr>
+      <w:r>
+        <w:rPr>
+          <w:b/>
+          <w:bCs/>
+          <w:lang w:val="en-CA"/>
+        </w:rPr>
+        <w:t xml:space="preserve">P9= </w:t>
+      </w:r>
+      <w:r>
+        <w:rPr>
+          <w:lang w:val="en-CA"/>
+        </w:rPr>
+        <w:t>(</w:t>
+      </w:r>
+      <w:r>
+        <w:rPr>
+          <w:u w:val="single"/>
+          <w:lang w:val="en-CA"/>
+        </w:rPr>
+        <w:t>#departamento,#empleado</w:t>
+      </w:r>
+      <w:r>
+        <w:rPr>
+          <w:lang w:val="en-CA"/>
+        </w:rPr>
+        <w:t xml:space="preserve">) -&gt; Vale la </w:t>
+      </w:r>
+      <w:r>
+        <w:rPr>
+          <w:b/>
+          <w:bCs/>
+          <w:lang w:val="en-CA"/>
+        </w:rPr>
+        <w:t>DM1</w:t>
+      </w:r>
+    </w:p>
+    <w:p>
+      <w:pPr>
+        <w:spacing w:line="240" w:lineRule="auto"/>
+        <w:rPr>
+          <w:lang w:val="es-ES"/>
+        </w:rPr>
+      </w:pPr>
+      <w:r>
+        <w:rPr>
+          <w:b/>
+          <w:bCs/>
+          <w:lang w:val="es-ES"/>
+        </w:rPr>
+        <w:t xml:space="preserve">P10= </w:t>
+      </w:r>
+      <w:r>
+        <w:rPr>
+          <w:lang w:val="es-ES"/>
+        </w:rPr>
+        <w:t>(</w:t>
+      </w:r>
+      <w:r>
+        <w:rPr>
+          <w:u w:val="single"/>
+          <w:lang w:val="es-ES"/>
+        </w:rPr>
+        <w:t>#departamento,#pago,#honorario</w:t>
+      </w:r>
+      <w:r>
+        <w:rPr>
+          <w:lang w:val="es-ES"/>
+        </w:rPr>
+        <w:t xml:space="preserve">) -&gt; Valen las </w:t>
+      </w:r>
+      <w:r>
+        <w:rPr>
+          <w:b/>
+          <w:bCs/>
+          <w:lang w:val="es-ES"/>
+        </w:rPr>
+        <w:t xml:space="preserve">DM </w:t>
+      </w:r>
+      <w:r>
+        <w:rPr>
+          <w:lang w:val="es-ES"/>
+        </w:rPr>
+        <w:t>2 y 3.</w:t>
+      </w:r>
+    </w:p>
+    <w:p>
+      <w:pPr>
+        <w:spacing w:line="240" w:lineRule="auto"/>
+        <w:rPr>
+          <w:lang w:val="es-ES"/>
+        </w:rPr>
+      </w:pPr>
+      <w:r>
+        <w:rPr>
+          <w:b/>
+          <w:bCs/>
+          <w:lang w:val="es-ES"/>
+        </w:rPr>
+        <w:t>P9</w:t>
+      </w:r>
+      <w:r>
+        <w:rPr>
+          <w:lang w:val="es-ES"/>
+        </w:rPr>
+        <w:t xml:space="preserve"> se encuentra en </w:t>
+      </w:r>
+      <w:r>
+        <w:rPr>
+          <w:b/>
+          <w:bCs/>
+          <w:lang w:val="es-ES"/>
+        </w:rPr>
+        <w:t>4FN</w:t>
+      </w:r>
+      <w:r>
+        <w:rPr>
+          <w:lang w:val="es-ES"/>
+        </w:rPr>
+        <w:t xml:space="preserve"> ya que solo es válida la </w:t>
+      </w:r>
+      <w:r>
+        <w:rPr>
+          <w:b/>
+          <w:bCs/>
+          <w:lang w:val="es-ES"/>
+        </w:rPr>
+        <w:t>DM1</w:t>
+      </w:r>
+      <w:r>
+        <w:rPr>
+          <w:lang w:val="es-ES"/>
+        </w:rPr>
+        <w:t xml:space="preserve"> la cual es trivial en el esquema.</w:t>
+      </w:r>
+    </w:p>
+    <w:p>
+      <w:pPr>
+        <w:spacing w:line="240" w:lineRule="auto"/>
+        <w:rPr>
+          <w:lang w:val="es-ES"/>
+        </w:rPr>
+      </w:pPr>
+      <w:r>
+        <w:rPr>
+          <w:b/>
+          <w:bCs/>
+          <w:lang w:val="es-ES"/>
+        </w:rPr>
+        <w:t>P10</w:t>
+      </w:r>
+      <w:r>
+        <w:rPr>
+          <w:lang w:val="es-ES"/>
+        </w:rPr>
+        <w:t xml:space="preserve"> no se encuentra en </w:t>
+      </w:r>
+      <w:r>
+        <w:rPr>
+          <w:b/>
+          <w:bCs/>
+          <w:lang w:val="es-ES"/>
+        </w:rPr>
+        <w:t>4FN</w:t>
+      </w:r>
+      <w:r>
+        <w:rPr>
+          <w:lang w:val="es-ES"/>
+        </w:rPr>
+        <w:t xml:space="preserve"> porque al menos la </w:t>
+      </w:r>
+      <w:r>
+        <w:rPr>
+          <w:b/>
+          <w:bCs/>
+          <w:lang w:val="es-ES"/>
+        </w:rPr>
+        <w:t xml:space="preserve">DM3 </w:t>
+      </w:r>
+      <w:r>
+        <w:rPr>
+          <w:lang w:val="es-ES"/>
+        </w:rPr>
+        <w:t>vale y no es trivial en el esquema.</w:t>
+      </w:r>
+    </w:p>
+    <w:p>
+      <w:pPr>
+        <w:spacing w:line="240" w:lineRule="auto"/>
+        <w:rPr>
+          <w:b/>
+          <w:bCs/>
+          <w:lang w:val="en-CA"/>
+        </w:rPr>
+      </w:pPr>
+      <w:r>
+        <w:rPr>
+          <w:b/>
+          <w:bCs/>
+          <w:lang w:val="es-ES"/>
+        </w:rPr>
+        <w:t>P11</w:t>
+      </w:r>
+      <w:r>
+        <w:rPr>
+          <w:b/>
+          <w:bCs/>
+          <w:lang w:val="en-CA"/>
+        </w:rPr>
+        <w:t xml:space="preserve">= </w:t>
+      </w:r>
+      <w:r>
+        <w:rPr>
+          <w:lang w:val="en-CA"/>
+        </w:rPr>
+        <w:t>(</w:t>
+      </w:r>
+      <w:r>
+        <w:rPr>
+          <w:u w:val="single"/>
+          <w:lang w:val="en-CA"/>
+        </w:rPr>
+        <w:t>#honorario</w:t>
+      </w:r>
+      <w:r>
+        <w:rPr>
+          <w:lang w:val="en-CA"/>
+        </w:rPr>
+        <w:t xml:space="preserve">) -&gt; Vale la </w:t>
+      </w:r>
+      <w:r>
+        <w:rPr>
+          <w:b/>
+          <w:bCs/>
+          <w:lang w:val="en-CA"/>
+        </w:rPr>
+        <w:t>DM3.</w:t>
+      </w:r>
+    </w:p>
+    <w:p>
+      <w:pPr>
+        <w:spacing w:line="240" w:lineRule="auto"/>
+        <w:rPr>
+          <w:b/>
+          <w:bCs/>
+          <w:lang w:val="en-CA"/>
+        </w:rPr>
+      </w:pPr>
+      <w:r>
+        <w:rPr>
+          <w:b/>
+          <w:bCs/>
+          <w:lang w:val="en-CA"/>
+        </w:rPr>
+        <w:t xml:space="preserve">P12= </w:t>
+      </w:r>
+      <w:r>
+        <w:rPr>
+          <w:lang w:val="en-CA"/>
+        </w:rPr>
+        <w:t>(</w:t>
+      </w:r>
+      <w:r>
+        <w:rPr>
+          <w:u w:val="single"/>
+          <w:lang w:val="en-CA"/>
+        </w:rPr>
+        <w:t>#departamento,#pago</w:t>
+      </w:r>
+      <w:r>
+        <w:rPr>
+          <w:lang w:val="en-CA"/>
+        </w:rPr>
+        <w:t xml:space="preserve">) -&gt; Vale la </w:t>
+      </w:r>
+      <w:r>
+        <w:rPr>
+          <w:b/>
+          <w:bCs/>
+          <w:lang w:val="en-CA"/>
+        </w:rPr>
+        <w:t>DM2.</w:t>
+      </w:r>
+    </w:p>
+    <w:p>
+      <w:pPr>
+        <w:spacing w:line="240" w:lineRule="auto"/>
+        <w:rPr>
+          <w:lang w:val="es-ES"/>
+        </w:rPr>
+      </w:pPr>
+      <w:r>
+        <w:rPr>
+          <w:lang w:val="en-CA"/>
+        </w:rPr>
+        <w:t xml:space="preserve">Tanto </w:t>
+      </w:r>
+      <w:r>
+        <w:rPr>
+          <w:b/>
+          <w:bCs/>
+          <w:lang w:val="en-CA"/>
+        </w:rPr>
+        <w:t>P11</w:t>
+      </w:r>
+      <w:r>
+        <w:rPr>
+          <w:lang w:val="en-CA"/>
+        </w:rPr>
+        <w:t xml:space="preserve"> como </w:t>
+      </w:r>
+      <w:r>
+        <w:rPr>
+          <w:b/>
+          <w:bCs/>
+          <w:lang w:val="en-CA"/>
+        </w:rPr>
+        <w:t>P12</w:t>
+      </w:r>
+      <w:r>
+        <w:rPr>
+          <w:lang w:val="en-CA"/>
+        </w:rPr>
+        <w:t xml:space="preserve"> se encuentran en </w:t>
+      </w:r>
+      <w:r>
+        <w:rPr>
+          <w:b/>
+          <w:bCs/>
+          <w:lang w:val="en-CA"/>
+        </w:rPr>
+        <w:t xml:space="preserve">4FN </w:t>
+      </w:r>
+      <w:r>
+        <w:rPr>
+          <w:lang w:val="en-CA"/>
+        </w:rPr>
+        <w:t>ya que solo es v</w:t>
+      </w:r>
+      <w:r>
+        <w:rPr>
+          <w:lang w:val="es-ES"/>
+        </w:rPr>
+        <w:t xml:space="preserve">álida la </w:t>
+      </w:r>
+      <w:r>
+        <w:rPr>
+          <w:b/>
+          <w:bCs/>
+          <w:lang w:val="es-ES"/>
+        </w:rPr>
+        <w:t xml:space="preserve">DM3 </w:t>
+      </w:r>
+      <w:r>
+        <w:rPr>
+          <w:lang w:val="es-ES"/>
+        </w:rPr>
+        <w:t xml:space="preserve">en </w:t>
+      </w:r>
+      <w:r>
+        <w:rPr>
+          <w:b/>
+          <w:bCs/>
+          <w:lang w:val="es-ES"/>
+        </w:rPr>
+        <w:t>P11</w:t>
+      </w:r>
+      <w:r>
+        <w:rPr>
+          <w:lang w:val="es-ES"/>
+        </w:rPr>
+        <w:t xml:space="preserve"> y la </w:t>
+      </w:r>
+      <w:r>
+        <w:rPr>
+          <w:b/>
+          <w:bCs/>
+          <w:lang w:val="es-ES"/>
+        </w:rPr>
+        <w:t xml:space="preserve">DM2 </w:t>
+      </w:r>
+      <w:r>
+        <w:rPr>
+          <w:lang w:val="es-ES"/>
+        </w:rPr>
+        <w:t xml:space="preserve">en </w:t>
+      </w:r>
+      <w:r>
+        <w:rPr>
+          <w:b/>
+          <w:bCs/>
+          <w:lang w:val="es-ES"/>
+        </w:rPr>
+        <w:t>P12</w:t>
+      </w:r>
+      <w:r>
+        <w:rPr>
+          <w:lang w:val="es-ES"/>
+        </w:rPr>
+        <w:t xml:space="preserve"> las cuales son triviales respectivamente.</w:t>
+      </w:r>
+    </w:p>
+    <w:p>
+      <w:pPr>
+        <w:spacing w:line="240" w:lineRule="auto"/>
+        <w:rPr>
+          <w:sz w:val="28"/>
+          <w:lang w:val="es-ES"/>
+        </w:rPr>
+      </w:pPr>
+      <w:r>
+        <w:rPr>
+          <w:b/>
+          <w:bCs/>
+          <w:sz w:val="28"/>
+          <w:lang w:val="es-ES"/>
+        </w:rPr>
+        <w:t>Particiones en 4FN:</w:t>
+      </w:r>
+    </w:p>
+    <w:p>
+      <w:pPr>
+        <w:pStyle w:val="ListParagraph"/>
+        <w:numPr>
+          <w:ilvl w:val="0"/>
+          <w:numId w:val="1"/>
+        </w:numPr>
+        <w:spacing w:line="240" w:lineRule="auto"/>
+        <w:rPr>
+          <w:lang w:val="es-ES"/>
+        </w:rPr>
+      </w:pPr>
+      <w:r>
+        <w:rPr>
+          <w:b/>
+          <w:bCs/>
+        </w:rPr>
+        <w:t xml:space="preserve">P1= </w:t>
+      </w:r>
+      <w:r>
+        <w:t>(</w:t>
+      </w:r>
+      <w:r>
+        <w:rPr>
+          <w:u w:val="single"/>
+        </w:rPr>
+        <w:t>#sucursal</w:t>
+      </w:r>
+      <w:r>
+        <w:t>,ciudad,telefono)</w:t>
+      </w:r>
+    </w:p>
+    <w:p>
+      <w:pPr>
+        <w:pStyle w:val="ListParagraph"/>
+        <w:numPr>
+          <w:ilvl w:val="0"/>
+          <w:numId w:val="1"/>
+        </w:numPr>
+        <w:spacing w:line="240" w:lineRule="auto"/>
+        <w:rPr>
+          <w:lang w:val="es-ES"/>
+        </w:rPr>
+      </w:pPr>
+      <w:r>
+        <w:rPr>
+          <w:b/>
+          <w:bCs/>
+          <w:lang w:val="en-CA"/>
+        </w:rPr>
+        <w:t>P3=</w:t>
+      </w:r>
+      <w:r>
+        <w:rPr>
+          <w:lang w:val="en-CA"/>
+        </w:rPr>
+        <w:t xml:space="preserve"> (</w:t>
+      </w:r>
+      <w:r>
+        <w:rPr>
+          <w:u w:val="single"/>
+          <w:lang w:val="en-CA"/>
+        </w:rPr>
+        <w:t>#empleado</w:t>
+      </w:r>
+      <w:r>
+        <w:rPr>
+          <w:lang w:val="en-CA"/>
+        </w:rPr>
+        <w:t>,dni,nombre,fecha_ingreso,#sucursal)</w:t>
+      </w:r>
+    </w:p>
+    <w:p>
+      <w:pPr>
+        <w:pStyle w:val="ListParagraph"/>
+        <w:numPr>
+          <w:ilvl w:val="0"/>
+          <w:numId w:val="1"/>
+        </w:numPr>
+        <w:spacing w:line="240" w:lineRule="auto"/>
+        <w:rPr>
+          <w:lang w:val="es-ES"/>
+        </w:rPr>
+      </w:pPr>
+      <w:r>
+        <w:rPr>
+          <w:b/>
+          <w:bCs/>
+          <w:lang w:val="es-ES"/>
+        </w:rPr>
+        <w:t>P5=</w:t>
+      </w:r>
+      <w:r>
+        <w:rPr>
+          <w:lang w:val="es-ES"/>
+        </w:rPr>
+        <w:t xml:space="preserve"> (</w:t>
+      </w:r>
+      <w:r>
+        <w:rPr>
+          <w:u w:val="single"/>
+          <w:lang w:val="es-ES"/>
+        </w:rPr>
+        <w:t>#pago,#departamento</w:t>
+      </w:r>
+      <w:r>
+        <w:rPr>
+          <w:lang w:val="es-ES"/>
+        </w:rPr>
+        <w:t>,monto_pago,fecha_pago)</w:t>
+      </w:r>
+    </w:p>
+    <w:p>
+      <w:pPr>
+        <w:pStyle w:val="ListParagraph"/>
+        <w:numPr>
+          <w:ilvl w:val="0"/>
+          <w:numId w:val="1"/>
+        </w:numPr>
+        <w:spacing w:line="240" w:lineRule="auto"/>
+        <w:rPr>
+          <w:lang w:val="es-ES"/>
+        </w:rPr>
+      </w:pPr>
+      <w:r>
+        <w:rPr>
+          <w:b/>
+          <w:bCs/>
+          <w:lang w:val="es-ES"/>
+        </w:rPr>
+        <w:t xml:space="preserve">P7= </w:t>
+      </w:r>
+      <w:r>
+        <w:rPr>
+          <w:lang w:val="es-ES"/>
+        </w:rPr>
+        <w:t>(</w:t>
+      </w:r>
+      <w:r>
+        <w:rPr>
+          <w:u w:val="single"/>
+          <w:lang w:val="es-ES"/>
+        </w:rPr>
+        <w:t>#honorario</w:t>
+      </w:r>
+      <w:r>
+        <w:rPr>
+          <w:lang w:val="es-ES"/>
+        </w:rPr>
+        <w:t>,descripcion_h,monto_h)</w:t>
+      </w:r>
+    </w:p>
+    <w:p>
+      <w:pPr>
+        <w:pStyle w:val="ListParagraph"/>
+        <w:numPr>
+          <w:ilvl w:val="0"/>
+          <w:numId w:val="1"/>
+        </w:numPr>
+        <w:spacing w:line="240" w:lineRule="auto"/>
+        <w:rPr>
+          <w:lang w:val="es-ES"/>
+        </w:rPr>
+      </w:pPr>
+      <w:r>
+        <w:rPr>
+          <w:b/>
+          <w:bCs/>
+          <w:lang w:val="en-CA"/>
+        </w:rPr>
+        <w:t xml:space="preserve">P9= </w:t>
+      </w:r>
+      <w:r>
+        <w:rPr>
+          <w:lang w:val="en-CA"/>
+        </w:rPr>
+        <w:t>(</w:t>
+      </w:r>
+      <w:r>
+        <w:rPr>
+          <w:u w:val="single"/>
+          <w:lang w:val="en-CA"/>
+        </w:rPr>
+        <w:t>#departamento,#empleado</w:t>
+      </w:r>
+      <w:r>
+        <w:rPr>
+          <w:lang w:val="en-CA"/>
+        </w:rPr>
+        <w:t>)</w:t>
+      </w:r>
+    </w:p>
+    <w:p>
+      <w:pPr>
+        <w:pStyle w:val="ListParagraph"/>
+        <w:numPr>
+          <w:ilvl w:val="0"/>
+          <w:numId w:val="1"/>
+        </w:numPr>
+        <w:spacing w:line="240" w:lineRule="auto"/>
+        <w:rPr>
+          <w:lang w:val="es-ES"/>
+        </w:rPr>
+      </w:pPr>
+      <w:r>
+        <w:rPr>
+          <w:b/>
+          <w:bCs/>
+          <w:lang w:val="es-ES"/>
+        </w:rPr>
+        <w:t>P11</w:t>
+      </w:r>
+      <w:r>
+        <w:rPr>
+          <w:b/>
+          <w:bCs/>
+          <w:lang w:val="en-CA"/>
+        </w:rPr>
+        <w:t xml:space="preserve">= </w:t>
+      </w:r>
+      <w:r>
+        <w:rPr>
+          <w:lang w:val="en-CA"/>
+        </w:rPr>
+        <w:t>(</w:t>
+      </w:r>
+      <w:r>
+        <w:rPr>
+          <w:u w:val="single"/>
+          <w:lang w:val="en-CA"/>
+        </w:rPr>
+        <w:t>#honorario</w:t>
+      </w:r>
+      <w:r>
+        <w:rPr>
+          <w:lang w:val="en-CA"/>
+        </w:rPr>
+        <w:t>)</w:t>
+      </w:r>
+      <w:r>
+        <w:rPr>
+          <w:lang w:val="en-CA"/>
+        </w:rPr>
+        <w:t xml:space="preserve"> -&gt; No forma parte del esquema final ya que es proyecci</w:t>
+      </w:r>
+      <w:r>
+        <w:rPr>
+          <w:lang w:val="es-ES"/>
+        </w:rPr>
+        <w:t xml:space="preserve">ón de </w:t>
+      </w:r>
+      <w:r>
+        <w:rPr>
+          <w:b/>
+          <w:bCs/>
+          <w:lang w:val="es-ES"/>
+        </w:rPr>
+        <w:t>P7.</w:t>
+      </w:r>
+    </w:p>
+    <w:p>
+      <w:pPr>
+        <w:pStyle w:val="ListParagraph"/>
+        <w:numPr>
+          <w:ilvl w:val="0"/>
+          <w:numId w:val="1"/>
+        </w:numPr>
+        <w:spacing w:line="240" w:lineRule="auto"/>
+        <w:rPr>
+          <w:lang w:val="es-ES"/>
+        </w:rPr>
+      </w:pPr>
+      <w:r>
+        <w:rPr>
+          <w:b/>
+          <w:bCs/>
+          <w:lang w:val="en-CA"/>
+        </w:rPr>
+        <w:t xml:space="preserve">P12= </w:t>
+      </w:r>
+      <w:r>
+        <w:rPr>
+          <w:lang w:val="en-CA"/>
+        </w:rPr>
+        <w:t>(</w:t>
+      </w:r>
+      <w:r>
+        <w:rPr>
+          <w:u w:val="single"/>
+          <w:lang w:val="en-CA"/>
+        </w:rPr>
+        <w:t>#departamento,#pago</w:t>
+      </w:r>
+      <w:r>
+        <w:rPr>
+          <w:lang w:val="en-CA"/>
+        </w:rPr>
+        <w:t>)</w:t>
+      </w:r>
+      <w:r>
+        <w:rPr>
+          <w:lang w:val="en-CA"/>
+        </w:rPr>
+        <w:t xml:space="preserve"> </w:t>
+      </w:r>
+      <w:r>
+        <w:rPr>
+          <w:lang w:val="en-CA"/>
+        </w:rPr>
+        <w:t>-&gt; No forma parte del esquema final ya que es proyecci</w:t>
+      </w:r>
+      <w:r>
+        <w:rPr>
+          <w:lang w:val="es-ES"/>
+        </w:rPr>
+        <w:t xml:space="preserve">ón de </w:t>
+      </w:r>
+      <w:r>
+        <w:rPr>
+          <w:b/>
+          <w:bCs/>
+          <w:lang w:val="es-ES"/>
+        </w:rPr>
+        <w:t>P</w:t>
+      </w:r>
+      <w:r>
+        <w:rPr>
+          <w:b/>
+          <w:bCs/>
+          <w:lang w:val="es-ES"/>
+        </w:rPr>
+        <w:t>5</w:t>
+      </w:r>
+      <w:r>
+        <w:rPr>
+          <w:b/>
+          <w:bCs/>
+          <w:lang w:val="es-ES"/>
+        </w:rPr>
+        <w:t>.</w:t>
+      </w:r>
+    </w:p>
+    <w:p>
+      <w:pPr>
+        <w:spacing w:line="240" w:lineRule="auto"/>
+        <w:rPr>
+          <w:lang w:val="es-ES"/>
+        </w:rPr>
+      </w:pPr>
+    </w:p>
+    <w:p>
+      <w:pPr>
+        <w:spacing w:line="240" w:lineRule="auto"/>
+        <w:rPr>
+          <w:b/>
+          <w:bCs/>
+          <w:sz w:val="32"/>
+        </w:rPr>
+      </w:pPr>
+      <w:r>
+        <w:rPr>
+          <w:b/>
+          <w:bCs/>
+          <w:sz w:val="32"/>
+        </w:rPr>
+        <w:t>Á</w:t>
+      </w:r>
+      <w:r>
+        <w:rPr>
+          <w:b/>
+          <w:bCs/>
+          <w:sz w:val="32"/>
+        </w:rPr>
+        <w:t>lgebra relacional</w:t>
+      </w:r>
+    </w:p>
+    <w:p>
+      <w:pPr>
+        <w:spacing w:line="240" w:lineRule="auto"/>
+      </w:pPr>
       <w:r>
         <w:drawing>
           <wp:inline distT="0" distB="0" distL="0" distR="0" wp14:anchorId="3718CC0B" wp14:editId="2DF97E43">
@@ -37,7 +2994,7 @@
                     <pic:cNvPicPr/>
                   </pic:nvPicPr>
                   <pic:blipFill>
-                    <a:blip r:embed="rId4"/>
+                    <a:blip r:embed="rId6"/>
                     <a:stretch>
                       <a:fillRect/>
                     </a:stretch>
@@ -59,6 +3016,9 @@
       </w:r>
     </w:p>
     <w:p>
+      <w:pPr>
+        <w:spacing w:line="240" w:lineRule="auto"/>
+      </w:pPr>
       <w:r>
         <w:t>Actividad_con_comentario</w:t>
       </w:r>
@@ -87,6 +3047,9 @@
       </w:r>
     </w:p>
     <w:p>
+      <w:pPr>
+        <w:spacing w:line="240" w:lineRule="auto"/>
+      </w:pPr>
       <w:r>
         <w:t xml:space="preserve">Proyectos_comentados &lt;- </w:t>
       </w:r>
@@ -96,23 +3059,20 @@
           <w:bCs/>
           <w:sz w:val="36"/>
         </w:rPr>
-        <w:t>Π</w:t>
-      </w:r>
-      <w:r>
-        <w:rPr>
-          <w:b/>
-          <w:bCs/>
-          <w:sz w:val="36"/>
-        </w:rPr>
-        <w:t xml:space="preserve"> </w:t>
+        <w:t xml:space="preserve">Π </w:t>
       </w:r>
       <w:r>
         <w:t>#proyecto,nombre (PROYECTO|X|Actividad_con_comentario)</w:t>
       </w:r>
     </w:p>
-    <w:p/>
-    <w:p>
-      <w:pPr>
+    <w:p>
+      <w:pPr>
+        <w:spacing w:line="240" w:lineRule="auto"/>
+      </w:pPr>
+    </w:p>
+    <w:p>
+      <w:pPr>
+        <w:spacing w:line="240" w:lineRule="auto"/>
         <w:rPr>
           <w:b/>
           <w:bCs/>
@@ -125,13 +3085,14 @@
           <w:bCs/>
           <w:sz w:val="32"/>
         </w:rPr>
+        <w:lastRenderedPageBreak/>
         <w:t>MySQL</w:t>
       </w:r>
     </w:p>
     <w:p>
       <w:pPr>
         <w:shd w:val="clear" w:color="auto" w:fill="1F1F1F"/>
-        <w:spacing w:after="0" w:line="285" w:lineRule="atLeast"/>
+        <w:spacing w:after="0" w:line="240" w:lineRule="auto"/>
         <w:rPr>
           <w:rFonts w:ascii="Consolas" w:eastAsia="Times New Roman" w:hAnsi="Consolas" w:cs="Times New Roman"/>
           <w:color w:val="CCCCCC"/>
@@ -204,7 +3165,7 @@
     <w:p>
       <w:pPr>
         <w:shd w:val="clear" w:color="auto" w:fill="1F1F1F"/>
-        <w:spacing w:after="0" w:line="285" w:lineRule="atLeast"/>
+        <w:spacing w:after="0" w:line="240" w:lineRule="auto"/>
         <w:rPr>
           <w:rFonts w:ascii="Consolas" w:eastAsia="Times New Roman" w:hAnsi="Consolas" w:cs="Times New Roman"/>
           <w:color w:val="CCCCCC"/>
@@ -277,7 +3238,7 @@
     <w:p>
       <w:pPr>
         <w:shd w:val="clear" w:color="auto" w:fill="1F1F1F"/>
-        <w:spacing w:after="0" w:line="285" w:lineRule="atLeast"/>
+        <w:spacing w:after="0" w:line="240" w:lineRule="auto"/>
         <w:rPr>
           <w:rFonts w:ascii="Consolas" w:eastAsia="Times New Roman" w:hAnsi="Consolas" w:cs="Times New Roman"/>
           <w:color w:val="CCCCCC"/>
@@ -320,7 +3281,7 @@
     <w:p>
       <w:pPr>
         <w:shd w:val="clear" w:color="auto" w:fill="1F1F1F"/>
-        <w:spacing w:after="0" w:line="285" w:lineRule="atLeast"/>
+        <w:spacing w:after="0" w:line="240" w:lineRule="auto"/>
         <w:rPr>
           <w:rFonts w:ascii="Consolas" w:eastAsia="Times New Roman" w:hAnsi="Consolas" w:cs="Times New Roman"/>
           <w:color w:val="CCCCCC"/>
@@ -343,7 +3304,7 @@
     <w:p>
       <w:pPr>
         <w:shd w:val="clear" w:color="auto" w:fill="1F1F1F"/>
-        <w:spacing w:after="0" w:line="285" w:lineRule="atLeast"/>
+        <w:spacing w:after="0" w:line="240" w:lineRule="auto"/>
         <w:rPr>
           <w:rFonts w:ascii="Consolas" w:eastAsia="Times New Roman" w:hAnsi="Consolas" w:cs="Times New Roman"/>
           <w:color w:val="CCCCCC"/>
@@ -386,7 +3347,7 @@
     <w:p>
       <w:pPr>
         <w:shd w:val="clear" w:color="auto" w:fill="1F1F1F"/>
-        <w:spacing w:after="0" w:line="285" w:lineRule="atLeast"/>
+        <w:spacing w:after="0" w:line="240" w:lineRule="auto"/>
         <w:rPr>
           <w:rFonts w:ascii="Consolas" w:eastAsia="Times New Roman" w:hAnsi="Consolas" w:cs="Times New Roman"/>
           <w:color w:val="CCCCCC"/>
@@ -479,7 +3440,7 @@
     <w:p>
       <w:pPr>
         <w:shd w:val="clear" w:color="auto" w:fill="1F1F1F"/>
-        <w:spacing w:after="0" w:line="285" w:lineRule="atLeast"/>
+        <w:spacing w:after="0" w:line="240" w:lineRule="auto"/>
         <w:rPr>
           <w:rFonts w:ascii="Consolas" w:eastAsia="Times New Roman" w:hAnsi="Consolas" w:cs="Times New Roman"/>
           <w:color w:val="CCCCCC"/>
@@ -542,7 +3503,7 @@
     <w:p>
       <w:pPr>
         <w:shd w:val="clear" w:color="auto" w:fill="1F1F1F"/>
-        <w:spacing w:after="0" w:line="285" w:lineRule="atLeast"/>
+        <w:spacing w:after="0" w:line="240" w:lineRule="auto"/>
         <w:rPr>
           <w:rFonts w:ascii="Consolas" w:eastAsia="Times New Roman" w:hAnsi="Consolas" w:cs="Times New Roman"/>
           <w:color w:val="CCCCCC"/>
@@ -564,6 +3525,7 @@
     </w:p>
     <w:p>
       <w:pPr>
+        <w:spacing w:line="240" w:lineRule="auto"/>
         <w:rPr>
           <w:lang w:val="en-CA"/>
         </w:rPr>
@@ -577,6 +3539,127 @@
     </w:sectPr>
   </w:body>
 </w:document>
+</file>
+
+<file path=word/numbering.xml><?xml version="1.0" encoding="utf-8"?>
+<w:numbering xmlns:wpc="http://schemas.microsoft.com/office/word/2010/wordprocessingCanvas" xmlns:cx="http://schemas.microsoft.com/office/drawing/2014/chartex" xmlns:cx1="http://schemas.microsoft.com/office/drawing/2015/9/8/chartex" xmlns:cx2="http://schemas.microsoft.com/office/drawing/2015/10/21/chartex" xmlns:cx3="http://schemas.microsoft.com/office/drawing/2016/5/9/chartex" xmlns:cx4="http://schemas.microsoft.com/office/drawing/2016/5/10/chartex" xmlns:cx5="http://schemas.microsoft.com/office/drawing/2016/5/11/chartex" xmlns:cx6="http://schemas.microsoft.com/office/drawing/2016/5/12/chartex" xmlns:cx7="http://schemas.microsoft.com/office/drawing/2016/5/13/chartex" xmlns:cx8="http://schemas.microsoft.com/office/drawing/2016/5/14/chartex" xmlns:mc="http://schemas.openxmlformats.org/markup-compatibility/2006" xmlns:aink="http://schemas.microsoft.com/office/drawing/2016/ink" xmlns:am3d="http://schemas.microsoft.com/office/drawing/2017/model3d" xmlns:o="urn:schemas-microsoft-com:office:office" xmlns:oel="http://schemas.microsoft.com/office/2019/extlst" xmlns:r="http://schemas.openxmlformats.org/officeDocument/2006/relationships" xmlns:m="http://schemas.openxmlformats.org/officeDocument/2006/math" xmlns:v="urn:schemas-microsoft-com:vml" xmlns:wp14="http://schemas.microsoft.com/office/word/2010/wordprocessingDrawing" xmlns:wp="http://schemas.openxmlformats.org/drawingml/2006/wordprocessingDrawing" xmlns:w10="urn:schemas-microsoft-com:office:word" xmlns:w="http://schemas.openxmlformats.org/wordprocessingml/2006/main" xmlns:w14="http://schemas.microsoft.com/office/word/2010/wordml" xmlns:w15="http://schemas.microsoft.com/office/word/2012/wordml" xmlns:w16cex="http://schemas.microsoft.com/office/word/2018/wordml/cex" xmlns:w16cid="http://schemas.microsoft.com/office/word/2016/wordml/cid" xmlns:w16="http://schemas.microsoft.com/office/word/2018/wordml" xmlns:w16du="http://schemas.microsoft.com/office/word/2023/wordml/word16du" xmlns:w16sdtdh="http://schemas.microsoft.com/office/word/2020/wordml/sdtdatahash" xmlns:w16se="http://schemas.microsoft.com/office/word/2015/wordml/symex" xmlns:wpg="http://schemas.microsoft.com/office/word/2010/wordprocessingGroup" xmlns:wpi="http://schemas.microsoft.com/office/word/2010/wordprocessingInk" xmlns:wne="http://schemas.microsoft.com/office/word/2006/wordml" xmlns:wps="http://schemas.microsoft.com/office/word/2010/wordprocessingShape" mc:Ignorable="w14 w15 w16se w16cid w16 w16cex w16sdtdh w16du wp14">
+  <w:abstractNum w:abstractNumId="0" w15:restartNumberingAfterBreak="0">
+    <w:nsid w:val="7CA17AF8"/>
+    <w:multiLevelType w:val="hybridMultilevel"/>
+    <w:tmpl w:val="6C06A45A"/>
+    <w:lvl w:ilvl="0" w:tplc="2C0A0001">
+      <w:start w:val="1"/>
+      <w:numFmt w:val="bullet"/>
+      <w:lvlText w:val=""/>
+      <w:lvlJc w:val="left"/>
+      <w:pPr>
+        <w:ind w:left="720" w:hanging="360"/>
+      </w:pPr>
+      <w:rPr>
+        <w:rFonts w:ascii="Symbol" w:hAnsi="Symbol" w:hint="default"/>
+      </w:rPr>
+    </w:lvl>
+    <w:lvl w:ilvl="1" w:tplc="2C0A0003" w:tentative="1">
+      <w:start w:val="1"/>
+      <w:numFmt w:val="bullet"/>
+      <w:lvlText w:val="o"/>
+      <w:lvlJc w:val="left"/>
+      <w:pPr>
+        <w:ind w:left="1440" w:hanging="360"/>
+      </w:pPr>
+      <w:rPr>
+        <w:rFonts w:ascii="Courier New" w:hAnsi="Courier New" w:cs="Courier New" w:hint="default"/>
+      </w:rPr>
+    </w:lvl>
+    <w:lvl w:ilvl="2" w:tplc="2C0A0005" w:tentative="1">
+      <w:start w:val="1"/>
+      <w:numFmt w:val="bullet"/>
+      <w:lvlText w:val=""/>
+      <w:lvlJc w:val="left"/>
+      <w:pPr>
+        <w:ind w:left="2160" w:hanging="360"/>
+      </w:pPr>
+      <w:rPr>
+        <w:rFonts w:ascii="Wingdings" w:hAnsi="Wingdings" w:hint="default"/>
+      </w:rPr>
+    </w:lvl>
+    <w:lvl w:ilvl="3" w:tplc="2C0A0001" w:tentative="1">
+      <w:start w:val="1"/>
+      <w:numFmt w:val="bullet"/>
+      <w:lvlText w:val=""/>
+      <w:lvlJc w:val="left"/>
+      <w:pPr>
+        <w:ind w:left="2880" w:hanging="360"/>
+      </w:pPr>
+      <w:rPr>
+        <w:rFonts w:ascii="Symbol" w:hAnsi="Symbol" w:hint="default"/>
+      </w:rPr>
+    </w:lvl>
+    <w:lvl w:ilvl="4" w:tplc="2C0A0003" w:tentative="1">
+      <w:start w:val="1"/>
+      <w:numFmt w:val="bullet"/>
+      <w:lvlText w:val="o"/>
+      <w:lvlJc w:val="left"/>
+      <w:pPr>
+        <w:ind w:left="3600" w:hanging="360"/>
+      </w:pPr>
+      <w:rPr>
+        <w:rFonts w:ascii="Courier New" w:hAnsi="Courier New" w:cs="Courier New" w:hint="default"/>
+      </w:rPr>
+    </w:lvl>
+    <w:lvl w:ilvl="5" w:tplc="2C0A0005" w:tentative="1">
+      <w:start w:val="1"/>
+      <w:numFmt w:val="bullet"/>
+      <w:lvlText w:val=""/>
+      <w:lvlJc w:val="left"/>
+      <w:pPr>
+        <w:ind w:left="4320" w:hanging="360"/>
+      </w:pPr>
+      <w:rPr>
+        <w:rFonts w:ascii="Wingdings" w:hAnsi="Wingdings" w:hint="default"/>
+      </w:rPr>
+    </w:lvl>
+    <w:lvl w:ilvl="6" w:tplc="2C0A0001" w:tentative="1">
+      <w:start w:val="1"/>
+      <w:numFmt w:val="bullet"/>
+      <w:lvlText w:val=""/>
+      <w:lvlJc w:val="left"/>
+      <w:pPr>
+        <w:ind w:left="5040" w:hanging="360"/>
+      </w:pPr>
+      <w:rPr>
+        <w:rFonts w:ascii="Symbol" w:hAnsi="Symbol" w:hint="default"/>
+      </w:rPr>
+    </w:lvl>
+    <w:lvl w:ilvl="7" w:tplc="2C0A0003" w:tentative="1">
+      <w:start w:val="1"/>
+      <w:numFmt w:val="bullet"/>
+      <w:lvlText w:val="o"/>
+      <w:lvlJc w:val="left"/>
+      <w:pPr>
+        <w:ind w:left="5760" w:hanging="360"/>
+      </w:pPr>
+      <w:rPr>
+        <w:rFonts w:ascii="Courier New" w:hAnsi="Courier New" w:cs="Courier New" w:hint="default"/>
+      </w:rPr>
+    </w:lvl>
+    <w:lvl w:ilvl="8" w:tplc="2C0A0005" w:tentative="1">
+      <w:start w:val="1"/>
+      <w:numFmt w:val="bullet"/>
+      <w:lvlText w:val=""/>
+      <w:lvlJc w:val="left"/>
+      <w:pPr>
+        <w:ind w:left="6480" w:hanging="360"/>
+      </w:pPr>
+      <w:rPr>
+        <w:rFonts w:ascii="Wingdings" w:hAnsi="Wingdings" w:hint="default"/>
+      </w:rPr>
+    </w:lvl>
+  </w:abstractNum>
+  <w:num w:numId="1" w16cid:durableId="2135368592">
+    <w:abstractNumId w:val="0"/>
+  </w:num>
+</w:numbering>
 </file>
 
 <file path=word/styles.xml><?xml version="1.0" encoding="utf-8"?>
@@ -1008,6 +4091,17 @@
     <w:semiHidden/>
     <w:unhideWhenUsed/>
   </w:style>
+  <w:style w:type="paragraph" w:styleId="ListParagraph">
+    <w:name w:val="List Paragraph"/>
+    <w:basedOn w:val="Normal"/>
+    <w:uiPriority w:val="34"/>
+    <w:qFormat/>
+    <w:rsid w:val="00485E0F"/>
+    <w:pPr>
+      <w:ind w:left="720"/>
+      <w:contextualSpacing/>
+    </w:pPr>
+  </w:style>
 </w:styles>
 </file>
 
